--- a/en/assets/reports/GBI-OH-2023-01.docx
+++ b/en/assets/reports/GBI-OH-2023-01.docx
@@ -3414,315 +3414,130 @@
               <w14:ligatures w14:val="standardContextual"/>
             </w:rPr>
           </w:pPr>
-          <w:hyperlink w:anchor="_Toc224072697" w:history="1">
-            <w:r>
-              <w:rPr>
-                <w:rStyle w:val="Hyperlink"/>
-                <w:rFonts w:ascii="Arial" w:hAnsi="Arial" w:cs="Arial"/>
-                <w:noProof/>
-                <w:u w:val="none"/>
-              </w:rPr>
-              <w:t>Acknowledgement</w:t>
-            </w:r>
-            <w:r>
-              <w:rPr>
-                <w:rFonts w:ascii="Arial" w:hAnsi="Arial" w:cs="Arial"/>
-                <w:noProof/>
-                <w:webHidden/>
-              </w:rPr>
-              <w:tab/>
-            </w:r>
-            <w:r>
-              <w:rPr>
-                <w:rFonts w:ascii="Arial" w:hAnsi="Arial" w:cs="Arial"/>
-                <w:noProof/>
-                <w:webHidden/>
-              </w:rPr>
-              <w:fldChar w:fldCharType="begin"/>
-            </w:r>
-            <w:r>
-              <w:rPr>
-                <w:rFonts w:ascii="Arial" w:hAnsi="Arial" w:cs="Arial"/>
-                <w:noProof/>
-                <w:webHidden/>
-              </w:rPr>
-              <w:instrText xml:space="preserve"> PAGEREF _Toc224072697 \h </w:instrText>
-            </w:r>
-            <w:r>
-              <w:rPr>
-                <w:rFonts w:ascii="Arial" w:hAnsi="Arial" w:cs="Arial"/>
-                <w:noProof/>
-                <w:webHidden/>
-              </w:rPr>
-              <w:fldChar w:fldCharType="separate"/>
-            </w:r>
-            <w:r>
-              <w:rPr>
-                <w:rFonts w:ascii="Arial" w:hAnsi="Arial" w:cs="Arial"/>
-                <w:b w:val="0"/>
-                <w:bCs w:val="0"/>
-                <w:noProof/>
-                <w:webHidden/>
-                <w:lang w:val="en-GB"/>
-              </w:rPr>
-              <w:t>Error! Bookmark not defined.</w:t>
-            </w:r>
-            <w:r>
-              <w:rPr>
-                <w:rFonts w:ascii="Arial" w:hAnsi="Arial" w:cs="Arial"/>
-                <w:noProof/>
-                <w:webHidden/>
-              </w:rPr>
-              <w:fldChar w:fldCharType="end"/>
-            </w:r>
-          </w:hyperlink>
-        </w:p>
-        <w:p>
-          <w:pPr>
-            <w:pStyle w:val="TOC1"/>
-            <w:tabs>
-              <w:tab w:val="right" w:leader="dot" w:pos="9350"/>
-            </w:tabs>
-            <w:spacing w:line="240" w:lineRule="auto"/>
-            <w:ind w:firstLine="480"/>
+          <w:r>
             <w:rPr>
-              <w:rFonts w:ascii="Arial" w:eastAsiaTheme="minorEastAsia" w:hAnsi="Arial" w:cs="Arial"/>
-              <w:b w:val="0"/>
-              <w:bCs w:val="0"/>
-              <w:caps/>
+              <w:rStyle w:val="Hyperlink"/>
+              <w:rFonts w:ascii="Arial" w:hAnsi="Arial" w:cs="Arial"/>
               <w:noProof/>
-              <w:lang w:val="en-GB"/>
-              <w14:ligatures w14:val="standardContextual"/>
+              <w:u w:val="none"/>
             </w:rPr>
-          </w:pPr>
-          <w:hyperlink w:anchor="_Toc224072698" w:history="1">
-            <w:r>
-              <w:rPr>
-                <w:rStyle w:val="Hyperlink"/>
-                <w:rFonts w:ascii="Arial" w:hAnsi="Arial" w:cs="Arial"/>
-                <w:noProof/>
-                <w:u w:val="none"/>
-              </w:rPr>
-              <w:t>Author contribution</w:t>
-            </w:r>
-            <w:r>
-              <w:rPr>
-                <w:rFonts w:ascii="Arial" w:hAnsi="Arial" w:cs="Arial"/>
-                <w:noProof/>
-                <w:webHidden/>
-              </w:rPr>
-              <w:tab/>
-            </w:r>
-            <w:r>
-              <w:rPr>
-                <w:rFonts w:ascii="Arial" w:hAnsi="Arial" w:cs="Arial"/>
-                <w:noProof/>
-                <w:webHidden/>
-              </w:rPr>
-              <w:fldChar w:fldCharType="begin"/>
-            </w:r>
-            <w:r>
-              <w:rPr>
-                <w:rFonts w:ascii="Arial" w:hAnsi="Arial" w:cs="Arial"/>
-                <w:noProof/>
-                <w:webHidden/>
-              </w:rPr>
-              <w:instrText xml:space="preserve"> PAGEREF _Toc224072698 \h </w:instrText>
-            </w:r>
-            <w:r>
-              <w:rPr>
-                <w:rFonts w:ascii="Arial" w:hAnsi="Arial" w:cs="Arial"/>
-                <w:noProof/>
-                <w:webHidden/>
-              </w:rPr>
-              <w:fldChar w:fldCharType="separate"/>
-            </w:r>
-            <w:r>
-              <w:rPr>
-                <w:rFonts w:ascii="Arial" w:hAnsi="Arial" w:cs="Arial"/>
-                <w:b w:val="0"/>
-                <w:bCs w:val="0"/>
-                <w:noProof/>
-                <w:webHidden/>
-                <w:lang w:val="en-GB"/>
-              </w:rPr>
-              <w:t>Error! Bookmark not defined.</w:t>
-            </w:r>
-            <w:r>
-              <w:rPr>
-                <w:rFonts w:ascii="Arial" w:hAnsi="Arial" w:cs="Arial"/>
-                <w:noProof/>
-                <w:webHidden/>
-              </w:rPr>
-              <w:fldChar w:fldCharType="end"/>
-            </w:r>
-          </w:hyperlink>
-        </w:p>
-        <w:p>
-          <w:pPr>
-            <w:pStyle w:val="TOC1"/>
-            <w:tabs>
-              <w:tab w:val="right" w:leader="dot" w:pos="9350"/>
-            </w:tabs>
-            <w:spacing w:line="240" w:lineRule="auto"/>
-            <w:ind w:firstLine="480"/>
+            <w:fldChar w:fldCharType="begin"/>
+          </w:r>
+          <w:r>
             <w:rPr>
-              <w:rFonts w:ascii="Arial" w:eastAsiaTheme="minorEastAsia" w:hAnsi="Arial" w:cs="Arial"/>
-              <w:b w:val="0"/>
-              <w:bCs w:val="0"/>
-              <w:caps/>
+              <w:rStyle w:val="Hyperlink"/>
+              <w:rFonts w:ascii="Arial" w:hAnsi="Arial" w:cs="Arial"/>
               <w:noProof/>
-              <w:lang w:val="en-GB"/>
-              <w14:ligatures w14:val="standardContextual"/>
+              <w:u w:val="none"/>
             </w:rPr>
-          </w:pPr>
-          <w:hyperlink w:anchor="_Toc224072699" w:history="1">
-            <w:r>
-              <w:rPr>
-                <w:rStyle w:val="Hyperlink"/>
-                <w:rFonts w:ascii="Arial" w:hAnsi="Arial" w:cs="Arial"/>
-                <w:noProof/>
-                <w:u w:val="none"/>
-              </w:rPr>
-              <w:t>Funding</w:t>
-            </w:r>
-            <w:r>
-              <w:rPr>
-                <w:rFonts w:ascii="Arial" w:hAnsi="Arial" w:cs="Arial"/>
-                <w:noProof/>
-                <w:webHidden/>
-              </w:rPr>
-              <w:tab/>
-            </w:r>
-            <w:r>
-              <w:rPr>
-                <w:rFonts w:ascii="Arial" w:hAnsi="Arial" w:cs="Arial"/>
-                <w:noProof/>
-                <w:webHidden/>
-              </w:rPr>
-              <w:fldChar w:fldCharType="begin"/>
-            </w:r>
-            <w:r>
-              <w:rPr>
-                <w:rFonts w:ascii="Arial" w:hAnsi="Arial" w:cs="Arial"/>
-                <w:noProof/>
-                <w:webHidden/>
-              </w:rPr>
-              <w:instrText xml:space="preserve"> PAGEREF _Toc224072699 \h </w:instrText>
-            </w:r>
-            <w:r>
-              <w:rPr>
-                <w:rFonts w:ascii="Arial" w:hAnsi="Arial" w:cs="Arial"/>
-                <w:noProof/>
-                <w:webHidden/>
-              </w:rPr>
-              <w:fldChar w:fldCharType="separate"/>
-            </w:r>
-            <w:r>
-              <w:rPr>
-                <w:rFonts w:ascii="Arial" w:hAnsi="Arial" w:cs="Arial"/>
-                <w:b w:val="0"/>
-                <w:bCs w:val="0"/>
-                <w:noProof/>
-                <w:webHidden/>
-                <w:lang w:val="en-GB"/>
-              </w:rPr>
-              <w:t>Error! Bookmark not defined.</w:t>
-            </w:r>
-            <w:r>
-              <w:rPr>
-                <w:rFonts w:ascii="Arial" w:hAnsi="Arial" w:cs="Arial"/>
-                <w:noProof/>
-                <w:webHidden/>
-              </w:rPr>
-              <w:fldChar w:fldCharType="end"/>
-            </w:r>
-          </w:hyperlink>
-        </w:p>
-        <w:p>
-          <w:pPr>
-            <w:pStyle w:val="TOC1"/>
-            <w:tabs>
-              <w:tab w:val="right" w:leader="dot" w:pos="9350"/>
-            </w:tabs>
-            <w:spacing w:line="240" w:lineRule="auto"/>
-            <w:ind w:firstLine="480"/>
+            <w:instrText xml:space="preserve"> </w:instrText>
+          </w:r>
+          <w:r>
             <w:rPr>
-              <w:rFonts w:ascii="Arial" w:eastAsiaTheme="minorEastAsia" w:hAnsi="Arial" w:cs="Arial"/>
-              <w:b w:val="0"/>
-              <w:bCs w:val="0"/>
-              <w:caps/>
+              <w:rFonts w:ascii="Arial" w:hAnsi="Arial" w:cs="Arial"/>
               <w:noProof/>
-              <w:lang w:val="en-GB"/>
-              <w14:ligatures w14:val="standardContextual"/>
             </w:rPr>
-          </w:pPr>
-          <w:hyperlink w:anchor="_Toc224072700" w:history="1">
-            <w:r>
-              <w:rPr>
-                <w:rStyle w:val="Hyperlink"/>
-                <w:rFonts w:ascii="Arial" w:hAnsi="Arial" w:cs="Arial"/>
-                <w:noProof/>
-                <w:u w:val="none"/>
-              </w:rPr>
-              <w:t>Tables</w:t>
-            </w:r>
-            <w:r>
-              <w:rPr>
-                <w:rFonts w:ascii="Arial" w:hAnsi="Arial" w:cs="Arial"/>
-                <w:noProof/>
-                <w:webHidden/>
-              </w:rPr>
-              <w:tab/>
-            </w:r>
-            <w:r>
-              <w:rPr>
-                <w:rFonts w:ascii="Arial" w:hAnsi="Arial" w:cs="Arial"/>
-                <w:noProof/>
-                <w:webHidden/>
-              </w:rPr>
-              <w:fldChar w:fldCharType="begin"/>
-            </w:r>
-            <w:r>
-              <w:rPr>
-                <w:rFonts w:ascii="Arial" w:hAnsi="Arial" w:cs="Arial"/>
-                <w:noProof/>
-                <w:webHidden/>
-              </w:rPr>
-              <w:instrText xml:space="preserve"> PAGEREF _Toc224072700 \h </w:instrText>
-            </w:r>
-            <w:r>
-              <w:rPr>
-                <w:rFonts w:ascii="Arial" w:hAnsi="Arial" w:cs="Arial"/>
-                <w:noProof/>
-                <w:webHidden/>
-              </w:rPr>
-            </w:r>
-            <w:r>
-              <w:rPr>
-                <w:rFonts w:ascii="Arial" w:hAnsi="Arial" w:cs="Arial"/>
-                <w:noProof/>
-                <w:webHidden/>
-              </w:rPr>
-              <w:fldChar w:fldCharType="separate"/>
-            </w:r>
-            <w:r>
-              <w:rPr>
-                <w:rFonts w:ascii="Arial" w:hAnsi="Arial" w:cs="Arial"/>
-                <w:noProof/>
-                <w:webHidden/>
-              </w:rPr>
-              <w:t>22</w:t>
-            </w:r>
-            <w:r>
-              <w:rPr>
-                <w:rFonts w:ascii="Arial" w:hAnsi="Arial" w:cs="Arial"/>
-                <w:noProof/>
-                <w:webHidden/>
-              </w:rPr>
-              <w:fldChar w:fldCharType="end"/>
-            </w:r>
-          </w:hyperlink>
+            <w:instrText>HYPERLINK \l "_Toc224072700"</w:instrText>
+          </w:r>
+          <w:r>
+            <w:rPr>
+              <w:rStyle w:val="Hyperlink"/>
+              <w:rFonts w:ascii="Arial" w:hAnsi="Arial" w:cs="Arial"/>
+              <w:noProof/>
+              <w:u w:val="none"/>
+            </w:rPr>
+            <w:instrText xml:space="preserve"> </w:instrText>
+          </w:r>
+          <w:r>
+            <w:rPr>
+              <w:rStyle w:val="Hyperlink"/>
+              <w:rFonts w:ascii="Arial" w:hAnsi="Arial" w:cs="Arial"/>
+              <w:noProof/>
+              <w:u w:val="none"/>
+            </w:rPr>
+          </w:r>
+          <w:r>
+            <w:rPr>
+              <w:rStyle w:val="Hyperlink"/>
+              <w:rFonts w:ascii="Arial" w:hAnsi="Arial" w:cs="Arial"/>
+              <w:noProof/>
+              <w:u w:val="none"/>
+            </w:rPr>
+            <w:fldChar w:fldCharType="separate"/>
+          </w:r>
+          <w:r>
+            <w:rPr>
+              <w:rStyle w:val="Hyperlink"/>
+              <w:rFonts w:ascii="Arial" w:hAnsi="Arial" w:cs="Arial"/>
+              <w:noProof/>
+              <w:u w:val="none"/>
+            </w:rPr>
+            <w:t>Tables</w:t>
+          </w:r>
+          <w:r>
+            <w:rPr>
+              <w:rFonts w:ascii="Arial" w:hAnsi="Arial" w:cs="Arial"/>
+              <w:noProof/>
+              <w:webHidden/>
+            </w:rPr>
+            <w:tab/>
+          </w:r>
+          <w:r>
+            <w:rPr>
+              <w:rFonts w:ascii="Arial" w:hAnsi="Arial" w:cs="Arial"/>
+              <w:noProof/>
+              <w:webHidden/>
+            </w:rPr>
+            <w:fldChar w:fldCharType="begin"/>
+          </w:r>
+          <w:r>
+            <w:rPr>
+              <w:rFonts w:ascii="Arial" w:hAnsi="Arial" w:cs="Arial"/>
+              <w:noProof/>
+              <w:webHidden/>
+            </w:rPr>
+            <w:instrText xml:space="preserve"> PAGEREF _Toc224072700 \h </w:instrText>
+          </w:r>
+          <w:r>
+            <w:rPr>
+              <w:rFonts w:ascii="Arial" w:hAnsi="Arial" w:cs="Arial"/>
+              <w:noProof/>
+              <w:webHidden/>
+            </w:rPr>
+          </w:r>
+          <w:r>
+            <w:rPr>
+              <w:rFonts w:ascii="Arial" w:hAnsi="Arial" w:cs="Arial"/>
+              <w:noProof/>
+              <w:webHidden/>
+            </w:rPr>
+            <w:fldChar w:fldCharType="separate"/>
+          </w:r>
+          <w:r>
+            <w:rPr>
+              <w:rFonts w:ascii="Arial" w:hAnsi="Arial" w:cs="Arial"/>
+              <w:noProof/>
+              <w:webHidden/>
+            </w:rPr>
+            <w:t>22</w:t>
+          </w:r>
+          <w:r>
+            <w:rPr>
+              <w:rFonts w:ascii="Arial" w:hAnsi="Arial" w:cs="Arial"/>
+              <w:noProof/>
+              <w:webHidden/>
+            </w:rPr>
+            <w:fldChar w:fldCharType="end"/>
+          </w:r>
+          <w:r>
+            <w:rPr>
+              <w:rStyle w:val="Hyperlink"/>
+              <w:rFonts w:ascii="Arial" w:hAnsi="Arial" w:cs="Arial"/>
+              <w:noProof/>
+              <w:u w:val="none"/>
+            </w:rPr>
+            <w:fldChar w:fldCharType="end"/>
+          </w:r>
         </w:p>
         <w:p>
           <w:pPr>

--- a/en/assets/reports/GBI-OH-2023-01.docx
+++ b/en/assets/reports/GBI-OH-2023-01.docx
@@ -377,7 +377,7 @@
           <w:noProof/>
         </w:rPr>
         <w:drawing>
-          <wp:anchor distT="0" distB="0" distL="114300" distR="114300" simplePos="0" relativeHeight="251658240" behindDoc="0" locked="0" layoutInCell="1" allowOverlap="1" wp14:anchorId="5FF3B371" wp14:editId="3F6589BC">
+          <wp:anchor distT="0" distB="0" distL="114300" distR="114300" simplePos="0" relativeHeight="251658240" behindDoc="0" locked="0" layoutInCell="1" allowOverlap="1" wp14:anchorId="5FF3B371" wp14:editId="2EB0D2DF">
             <wp:simplePos x="0" y="0"/>
             <wp:positionH relativeFrom="column">
               <wp:posOffset>38735</wp:posOffset>
@@ -466,7 +466,6 @@
         </w:rPr>
         <w:t xml:space="preserve"> </w:t>
       </w:r>
-      <w:proofErr w:type="gramStart"/>
       <w:r>
         <w:rPr>
           <w:rFonts w:cs="Times New Roman"/>
@@ -476,7 +475,6 @@
         </w:rPr>
         <w:t>Ltd..</w:t>
       </w:r>
-      <w:proofErr w:type="gramEnd"/>
       <w:r>
         <w:rPr>
           <w:rFonts w:cs="Times New Roman"/>
@@ -529,7 +527,7 @@
           <w:sz w:val="18"/>
           <w:szCs w:val="18"/>
         </w:rPr>
-        <w:t>2</w:t>
+        <w:t>3</w:t>
       </w:r>
       <w:r>
         <w:rPr>
@@ -737,21 +735,7 @@
         <w:rPr>
           <w:rFonts w:ascii="Times" w:hAnsi="Times"/>
         </w:rPr>
-        <w:t xml:space="preserve">ublications are in English and were published between January 01, </w:t>
-      </w:r>
-      <w:proofErr w:type="gramStart"/>
-      <w:r>
-        <w:rPr>
-          <w:rFonts w:ascii="Times" w:hAnsi="Times"/>
-        </w:rPr>
-        <w:t>1990</w:t>
-      </w:r>
-      <w:proofErr w:type="gramEnd"/>
-      <w:r>
-        <w:rPr>
-          <w:rFonts w:ascii="Times" w:hAnsi="Times"/>
-        </w:rPr>
-        <w:t xml:space="preserve"> and December 01, 2019. </w:t>
+        <w:t xml:space="preserve">ublications are in English and were published between January 01, 1990 and December 01, 2019. </w:t>
       </w:r>
     </w:p>
     <w:p>
@@ -951,7 +935,13 @@
     <w:sdt>
       <w:sdtPr>
         <w:rPr>
-          <w:rFonts w:ascii="Arial" w:hAnsi="Arial" w:cs="Arial"/>
+          <w:rFonts w:ascii="Arial" w:eastAsia="Times New Roman" w:hAnsi="Arial" w:cs="Arial"/>
+          <w:b w:val="0"/>
+          <w:bCs w:val="0"/>
+          <w:color w:val="auto"/>
+          <w:kern w:val="2"/>
+          <w:sz w:val="24"/>
+          <w:szCs w:val="24"/>
         </w:rPr>
         <w:id w:val="-1558082518"/>
         <w:docPartObj>
@@ -961,12 +951,8 @@
       </w:sdtPr>
       <w:sdtEndPr>
         <w:rPr>
-          <w:rFonts w:ascii="Times New Roman" w:eastAsia="Times New Roman" w:hAnsi="Times New Roman" w:cstheme="minorBidi"/>
-          <w:noProof/>
-          <w:color w:val="auto"/>
-          <w:kern w:val="2"/>
-          <w:sz w:val="24"/>
-          <w:szCs w:val="24"/>
+          <w:rFonts w:ascii="Times New Roman" w:hAnsi="Times New Roman" w:cstheme="minorBidi"/>
+          <w:noProof/>
         </w:rPr>
       </w:sdtEndPr>
       <w:sdtContent>
@@ -3414,130 +3400,72 @@
               <w14:ligatures w14:val="standardContextual"/>
             </w:rPr>
           </w:pPr>
-          <w:r>
-            <w:rPr>
-              <w:rStyle w:val="Hyperlink"/>
-              <w:rFonts w:ascii="Arial" w:hAnsi="Arial" w:cs="Arial"/>
-              <w:noProof/>
-              <w:u w:val="none"/>
-            </w:rPr>
-            <w:fldChar w:fldCharType="begin"/>
-          </w:r>
-          <w:r>
-            <w:rPr>
-              <w:rStyle w:val="Hyperlink"/>
-              <w:rFonts w:ascii="Arial" w:hAnsi="Arial" w:cs="Arial"/>
-              <w:noProof/>
-              <w:u w:val="none"/>
-            </w:rPr>
-            <w:instrText xml:space="preserve"> </w:instrText>
-          </w:r>
-          <w:r>
-            <w:rPr>
-              <w:rFonts w:ascii="Arial" w:hAnsi="Arial" w:cs="Arial"/>
-              <w:noProof/>
-            </w:rPr>
-            <w:instrText>HYPERLINK \l "_Toc224072700"</w:instrText>
-          </w:r>
-          <w:r>
-            <w:rPr>
-              <w:rStyle w:val="Hyperlink"/>
-              <w:rFonts w:ascii="Arial" w:hAnsi="Arial" w:cs="Arial"/>
-              <w:noProof/>
-              <w:u w:val="none"/>
-            </w:rPr>
-            <w:instrText xml:space="preserve"> </w:instrText>
-          </w:r>
-          <w:r>
-            <w:rPr>
-              <w:rStyle w:val="Hyperlink"/>
-              <w:rFonts w:ascii="Arial" w:hAnsi="Arial" w:cs="Arial"/>
-              <w:noProof/>
-              <w:u w:val="none"/>
-            </w:rPr>
-          </w:r>
-          <w:r>
-            <w:rPr>
-              <w:rStyle w:val="Hyperlink"/>
-              <w:rFonts w:ascii="Arial" w:hAnsi="Arial" w:cs="Arial"/>
-              <w:noProof/>
-              <w:u w:val="none"/>
-            </w:rPr>
-            <w:fldChar w:fldCharType="separate"/>
-          </w:r>
-          <w:r>
-            <w:rPr>
-              <w:rStyle w:val="Hyperlink"/>
-              <w:rFonts w:ascii="Arial" w:hAnsi="Arial" w:cs="Arial"/>
-              <w:noProof/>
-              <w:u w:val="none"/>
-            </w:rPr>
-            <w:t>Tables</w:t>
-          </w:r>
-          <w:r>
-            <w:rPr>
-              <w:rFonts w:ascii="Arial" w:hAnsi="Arial" w:cs="Arial"/>
-              <w:noProof/>
-              <w:webHidden/>
-            </w:rPr>
-            <w:tab/>
-          </w:r>
-          <w:r>
-            <w:rPr>
-              <w:rFonts w:ascii="Arial" w:hAnsi="Arial" w:cs="Arial"/>
-              <w:noProof/>
-              <w:webHidden/>
-            </w:rPr>
-            <w:fldChar w:fldCharType="begin"/>
-          </w:r>
-          <w:r>
-            <w:rPr>
-              <w:rFonts w:ascii="Arial" w:hAnsi="Arial" w:cs="Arial"/>
-              <w:noProof/>
-              <w:webHidden/>
-            </w:rPr>
-            <w:instrText xml:space="preserve"> PAGEREF _Toc224072700 \h </w:instrText>
-          </w:r>
-          <w:r>
-            <w:rPr>
-              <w:rFonts w:ascii="Arial" w:hAnsi="Arial" w:cs="Arial"/>
-              <w:noProof/>
-              <w:webHidden/>
-            </w:rPr>
-          </w:r>
-          <w:r>
-            <w:rPr>
-              <w:rFonts w:ascii="Arial" w:hAnsi="Arial" w:cs="Arial"/>
-              <w:noProof/>
-              <w:webHidden/>
-            </w:rPr>
-            <w:fldChar w:fldCharType="separate"/>
-          </w:r>
-          <w:r>
-            <w:rPr>
-              <w:rFonts w:ascii="Arial" w:hAnsi="Arial" w:cs="Arial"/>
-              <w:noProof/>
-              <w:webHidden/>
-            </w:rPr>
-            <w:t>22</w:t>
-          </w:r>
-          <w:r>
-            <w:rPr>
-              <w:rFonts w:ascii="Arial" w:hAnsi="Arial" w:cs="Arial"/>
-              <w:noProof/>
-              <w:webHidden/>
-            </w:rPr>
-            <w:fldChar w:fldCharType="end"/>
-          </w:r>
-          <w:r>
-            <w:rPr>
-              <w:rStyle w:val="Hyperlink"/>
-              <w:rFonts w:ascii="Arial" w:hAnsi="Arial" w:cs="Arial"/>
-              <w:noProof/>
-              <w:u w:val="none"/>
-            </w:rPr>
-            <w:fldChar w:fldCharType="end"/>
-          </w:r>
+          <w:hyperlink w:anchor="_Toc224072700" w:history="1">
+            <w:r>
+              <w:rPr>
+                <w:rStyle w:val="Hyperlink"/>
+                <w:rFonts w:ascii="Arial" w:hAnsi="Arial" w:cs="Arial"/>
+                <w:noProof/>
+                <w:u w:val="none"/>
+              </w:rPr>
+              <w:t>Tables</w:t>
+            </w:r>
+            <w:r>
+              <w:rPr>
+                <w:rFonts w:ascii="Arial" w:hAnsi="Arial" w:cs="Arial"/>
+                <w:noProof/>
+                <w:webHidden/>
+              </w:rPr>
+              <w:tab/>
+            </w:r>
+            <w:r>
+              <w:rPr>
+                <w:rFonts w:ascii="Arial" w:hAnsi="Arial" w:cs="Arial"/>
+                <w:noProof/>
+                <w:webHidden/>
+              </w:rPr>
+              <w:fldChar w:fldCharType="begin"/>
+            </w:r>
+            <w:r>
+              <w:rPr>
+                <w:rFonts w:ascii="Arial" w:hAnsi="Arial" w:cs="Arial"/>
+                <w:noProof/>
+                <w:webHidden/>
+              </w:rPr>
+              <w:instrText xml:space="preserve"> PAGEREF _Toc224072700 \h </w:instrText>
+            </w:r>
+            <w:r>
+              <w:rPr>
+                <w:rFonts w:ascii="Arial" w:hAnsi="Arial" w:cs="Arial"/>
+                <w:noProof/>
+                <w:webHidden/>
+              </w:rPr>
+            </w:r>
+            <w:r>
+              <w:rPr>
+                <w:rFonts w:ascii="Arial" w:hAnsi="Arial" w:cs="Arial"/>
+                <w:noProof/>
+                <w:webHidden/>
+              </w:rPr>
+              <w:fldChar w:fldCharType="separate"/>
+            </w:r>
+            <w:r>
+              <w:rPr>
+                <w:rFonts w:ascii="Arial" w:hAnsi="Arial" w:cs="Arial"/>
+                <w:noProof/>
+                <w:webHidden/>
+              </w:rPr>
+              <w:t>22</w:t>
+            </w:r>
+            <w:r>
+              <w:rPr>
+                <w:rFonts w:ascii="Arial" w:hAnsi="Arial" w:cs="Arial"/>
+                <w:noProof/>
+                <w:webHidden/>
+              </w:rPr>
+              <w:fldChar w:fldCharType="end"/>
+            </w:r>
+          </w:hyperlink>
         </w:p>
         <w:p>
           <w:pPr>
@@ -4457,18 +4385,10 @@
         <w:t>Surprisingly, t</w:t>
       </w:r>
       <w:r>
-        <w:t xml:space="preserve">hough </w:t>
-      </w:r>
-      <w:proofErr w:type="gramStart"/>
-      <w:r>
-        <w:t>it is clear that s</w:t>
-      </w:r>
-      <w:r>
-        <w:t>afety</w:t>
-      </w:r>
-      <w:proofErr w:type="gramEnd"/>
-      <w:r>
-        <w:t xml:space="preserve"> and health are both crucial </w:t>
+        <w:t>hough it is clear that s</w:t>
+      </w:r>
+      <w:r>
+        <w:t xml:space="preserve">afety and health are both crucial </w:t>
       </w:r>
       <w:r>
         <w:t>to</w:t>
@@ -4797,11 +4717,9 @@
       <w:r>
         <w:t xml:space="preserve">Inclusion criteria of this review </w:t>
       </w:r>
-      <w:proofErr w:type="gramStart"/>
       <w:r>
         <w:t>include:</w:t>
       </w:r>
-      <w:proofErr w:type="gramEnd"/>
       <w:r>
         <w:t xml:space="preserve"> </w:t>
       </w:r>
@@ -4830,15 +4748,7 @@
         <w:t xml:space="preserve"> improving occupational safety or health</w:t>
       </w:r>
       <w:r>
-        <w:t xml:space="preserve">; published between January 01, </w:t>
-      </w:r>
-      <w:proofErr w:type="gramStart"/>
-      <w:r>
-        <w:t>1990</w:t>
-      </w:r>
-      <w:proofErr w:type="gramEnd"/>
-      <w:r>
-        <w:t xml:space="preserve"> to December 01, 2019; and written in English. S</w:t>
+        <w:t>; published between January 01, 1990 to December 01, 2019; and written in English. S</w:t>
       </w:r>
       <w:r>
         <w:t>tudies from any continent, country or area were all included regardless of geographical borders.</w:t>
@@ -4898,15 +4808,7 @@
         <w:t>T</w:t>
       </w:r>
       <w:r>
-        <w:t xml:space="preserve">his study was conducted through a search in electronic databases in December 2019. PubMed, Web of Science were searched with time limitation of from January 01, </w:t>
-      </w:r>
-      <w:proofErr w:type="gramStart"/>
-      <w:r>
-        <w:t>1990</w:t>
-      </w:r>
-      <w:proofErr w:type="gramEnd"/>
-      <w:r>
-        <w:t xml:space="preserve"> to December 01, 2019</w:t>
+        <w:t>his study was conducted through a search in electronic databases in December 2019. PubMed, Web of Science were searched with time limitation of from January 01, 1990 to December 01, 2019</w:t>
       </w:r>
       <w:r>
         <w:t>.</w:t>
@@ -4928,13 +4830,8 @@
       <w:r>
         <w:t xml:space="preserve"> for both PubMed and Web of Science database: </w:t>
       </w:r>
-      <w:proofErr w:type="gramStart"/>
-      <w:r>
-        <w:t>( “</w:t>
-      </w:r>
-      <w:proofErr w:type="gramEnd"/>
-      <w:r>
-        <w:t>program” or “prevention” or “intervention” or “measure” or “training” or “effect” or “implement” or “tool” or “preventing”) AND ("civil engineer" or “construction” or “green job” or “green building” or “brick layer”) AND ("trial")</w:t>
+      <w:r>
+        <w:t>( “program” or “prevention” or “intervention” or “measure” or “training” or “effect” or “implement” or “tool” or “preventing”) AND ("civil engineer" or “construction” or “green job” or “green building” or “brick layer”) AND ("trial")</w:t>
       </w:r>
       <w:r>
         <w:t xml:space="preserve">. </w:t>
@@ -4976,15 +4873,7 @@
         <w:t>Language: English</w:t>
       </w:r>
       <w:r>
-        <w:t xml:space="preserve">. For Web of Science, filters </w:t>
-      </w:r>
-      <w:proofErr w:type="gramStart"/>
-      <w:r>
-        <w:t>were:</w:t>
-      </w:r>
-      <w:proofErr w:type="gramEnd"/>
-      <w:r>
-        <w:t xml:space="preserve"> </w:t>
+        <w:t xml:space="preserve">. For Web of Science, filters were: </w:t>
       </w:r>
       <w:r>
         <w:t>Language: English</w:t>
@@ -5142,114 +5031,86 @@
         <w:rPr>
           <w:rFonts w:ascii="Times" w:hAnsi="Times"/>
         </w:rPr>
-        <w:t xml:space="preserve">Non-randomized studies were assessed for risk of bias using the </w:t>
-      </w:r>
-      <w:proofErr w:type="spellStart"/>
+        <w:t xml:space="preserve">Non-randomized studies were assessed for risk of bias using the RoBANS tool </w:t>
+      </w:r>
       <w:r>
         <w:rPr>
           <w:rFonts w:ascii="Times" w:hAnsi="Times"/>
         </w:rPr>
-        <w:t>RoBANS</w:t>
-      </w:r>
-      <w:proofErr w:type="spellEnd"/>
+        <w:fldChar w:fldCharType="begin" w:fldLock="1"/>
+      </w:r>
       <w:r>
         <w:rPr>
           <w:rFonts w:ascii="Times" w:hAnsi="Times"/>
         </w:rPr>
-        <w:t xml:space="preserve"> tool </w:t>
+        <w:instrText>ADDIN CSL_CITATION {"citationItems":[{"id":"ITEM-1","itemData":{"DOI":"10.1016/j.jclinepi.2012.09.016","ISSN":"08954356","abstract":"Objectives: To develop and validate a new risk-of-bias tool for nonrandomized studies (NRSs). Study Design and Setting: We developed the Risk of Bias Assessment Tool for Nonrandomized Studies (RoBANS). A validation process with 39 NRSs examined the reliability (interrater agreement), validity (the degree of correlation between the overall assessments of RoBANS and Methodological Index for Nonrandomized Studies [MINORS], obtained by plotting the overall risk of bias relative to effect size and funding source), face validity with eight experts, and completion time for the RoBANS approach. Results: RoBANS contains six domains: the selection of participants, confounding variables, the measurement of exposure, the blinding of the outcome assessments, incomplete outcome data, and selective outcome reporting. The interrater agreement of the RoBANS tool except the measurement of exposure and selective outcome reporting domains ranged from fair to substantial. There was a moderate correlation between the overall risks of bias determined using RoBANS and MINORS. The observed differences in effect sizes and funding sources among the assessed studies were not correlated with the overall risk of bias in these studies. The mean time required to complete RoBANS was approximately 10 min. The external experts who were interviewed evaluated RoBANS as a \"fair\" assessment tool. Conclusions: RoBANS shows moderate reliability, promising feasibility, and validity. The further refinement of this tool and larger validation studies are required. © 2013 Elsevier B.V. All rights reserved.","author":[{"dropping-particle":"","family":"Kim","given":"Soo Young","non-dropping-particle":"","parse-names":false,"suffix":""},{"dropping-particle":"","family":"Park","given":"Ji Eun","non-dropping-particle":"","parse-names":false,"suffix":""},{"dropping-particle":"","family":"Lee","given":"Yoon Jae","non-dropping-particle":"","parse-names":false,"suffix":""},{"dropping-particle":"","family":"Seo","given":"Hyun Ju","non-dropping-particle":"","parse-names":false,"suffix":""},{"dropping-particle":"","family":"Sheen","given":"Seung Soo","non-dropping-particle":"","parse-names":false,"suffix":""},{"dropping-particle":"","family":"Hahn","given":"Seokyung","non-dropping-particle":"","parse-names":false,"suffix":""},{"dropping-particle":"","family":"Jang","given":"Bo Hyoung","non-dropping-particle":"","parse-names":false,"suffix":""},{"dropping-particle":"","family":"Son","given":"Hee Jung","non-dropping-particle":"","parse-names":false,"suffix":""}],"container-title":"Journal of Clinical Epidemiology","id":"ITEM-1","issue":"4","issued":{"date-parts":[["2013","4"]]},"page":"408-414","title":"Testing a tool for assessing the risk of bias for nonrandomized studies showed moderate reliability and promising validity","type":"article-journal","volume":"66"},"uris":["http://www.mendeley.com/documents/?uuid=b9602c03-73bc-3fb7-86a9-bcb61875b786"]}],"mendeley":{"formattedCitation":"[12]","plainTextFormattedCitation":"[12]","previouslyFormattedCitation":"[12]"},"properties":{"noteIndex":0},"schema":"https://github.com/citation-style-language/schema/raw/master/csl-citation.json"}</w:instrText>
       </w:r>
       <w:r>
         <w:rPr>
           <w:rFonts w:ascii="Times" w:hAnsi="Times"/>
         </w:rPr>
-        <w:fldChar w:fldCharType="begin" w:fldLock="1"/>
+        <w:fldChar w:fldCharType="separate"/>
       </w:r>
       <w:r>
         <w:rPr>
           <w:rFonts w:ascii="Times" w:hAnsi="Times"/>
-        </w:rPr>
-        <w:instrText>ADDIN CSL_CITATION {"citationItems":[{"id":"ITEM-1","itemData":{"DOI":"10.1016/j.jclinepi.2012.09.016","ISSN":"08954356","abstract":"Objectives: To develop and validate a new risk-of-bias tool for nonrandomized studies (NRSs). Study Design and Setting: We developed the Risk of Bias Assessment Tool for Nonrandomized Studies (RoBANS). A validation process with 39 NRSs examined the reliability (interrater agreement), validity (the degree of correlation between the overall assessments of RoBANS and Methodological Index for Nonrandomized Studies [MINORS], obtained by plotting the overall risk of bias relative to effect size and funding source), face validity with eight experts, and completion time for the RoBANS approach. Results: RoBANS contains six domains: the selection of participants, confounding variables, the measurement of exposure, the blinding of the outcome assessments, incomplete outcome data, and selective outcome reporting. The interrater agreement of the RoBANS tool except the measurement of exposure and selective outcome reporting domains ranged from fair to substantial. There was a moderate correlation between the overall risks of bias determined using RoBANS and MINORS. The observed differences in effect sizes and funding sources among the assessed studies were not correlated with the overall risk of bias in these studies. The mean time required to complete RoBANS was approximately 10 min. The external experts who were interviewed evaluated RoBANS as a \"fair\" assessment tool. Conclusions: RoBANS shows moderate reliability, promising feasibility, and validity. The further refinement of this tool and larger validation studies are required. © 2013 Elsevier B.V. All rights reserved.","author":[{"dropping-particle":"","family":"Kim","given":"Soo Young","non-dropping-particle":"","parse-names":false,"suffix":""},{"dropping-particle":"","family":"Park","given":"Ji Eun","non-dropping-particle":"","parse-names":false,"suffix":""},{"dropping-particle":"","family":"Lee","given":"Yoon Jae","non-dropping-particle":"","parse-names":false,"suffix":""},{"dropping-particle":"","family":"Seo","given":"Hyun Ju","non-dropping-particle":"","parse-names":false,"suffix":""},{"dropping-particle":"","family":"Sheen","given":"Seung Soo","non-dropping-particle":"","parse-names":false,"suffix":""},{"dropping-particle":"","family":"Hahn","given":"Seokyung","non-dropping-particle":"","parse-names":false,"suffix":""},{"dropping-particle":"","family":"Jang","given":"Bo Hyoung","non-dropping-particle":"","parse-names":false,"suffix":""},{"dropping-particle":"","family":"Son","given":"Hee Jung","non-dropping-particle":"","parse-names":false,"suffix":""}],"container-title":"Journal of Clinical Epidemiology","id":"ITEM-1","issue":"4","issued":{"date-parts":[["2013","4"]]},"page":"408-414","title":"Testing a tool for assessing the risk of bias for nonrandomized studies showed moderate reliability and promising validity","type":"article-journal","volume":"66"},"uris":["http://www.mendeley.com/documents/?uuid=b9602c03-73bc-3fb7-86a9-bcb61875b786"]}],"mendeley":{"formattedCitation":"[12]","plainTextFormattedCitation":"[12]","previouslyFormattedCitation":"[12]"},"properties":{"noteIndex":0},"schema":"https://github.com/citation-style-language/schema/raw/master/csl-citation.json"}</w:instrText>
+          <w:noProof/>
+        </w:rPr>
+        <w:t>[12]</w:t>
       </w:r>
       <w:r>
         <w:rPr>
           <w:rFonts w:ascii="Times" w:hAnsi="Times"/>
         </w:rPr>
-        <w:fldChar w:fldCharType="separate"/>
+        <w:fldChar w:fldCharType="end"/>
       </w:r>
       <w:r>
         <w:rPr>
           <w:rFonts w:ascii="Times" w:hAnsi="Times"/>
-          <w:noProof/>
-        </w:rPr>
-        <w:t>[12]</w:t>
+        </w:rPr>
+        <w:t>.</w:t>
       </w:r>
       <w:r>
         <w:rPr>
           <w:rFonts w:ascii="Times" w:hAnsi="Times"/>
         </w:rPr>
-        <w:fldChar w:fldCharType="end"/>
+        <w:t xml:space="preserve"> The criteria of </w:t>
       </w:r>
       <w:r>
         <w:rPr>
           <w:rFonts w:ascii="Times" w:hAnsi="Times"/>
         </w:rPr>
-        <w:t>.</w:t>
+        <w:t>Cochrane Collaboration’s tool</w:t>
       </w:r>
       <w:r>
         <w:rPr>
           <w:rFonts w:ascii="Times" w:hAnsi="Times"/>
         </w:rPr>
-        <w:t xml:space="preserve"> The criteria of </w:t>
+        <w:t xml:space="preserve"> </w:t>
       </w:r>
       <w:r>
         <w:rPr>
           <w:rFonts w:ascii="Times" w:hAnsi="Times"/>
         </w:rPr>
-        <w:t>Cochrane Collaboration’s tool</w:t>
+        <w:t xml:space="preserve">include sequence generation, allocation concealment, blinding of participants, personnel and outcome assessors, incomplete outcome data, selective outcome reporting, and other potential threats to validity. </w:t>
       </w:r>
       <w:r>
         <w:rPr>
           <w:rFonts w:ascii="Times" w:hAnsi="Times"/>
         </w:rPr>
-        <w:t xml:space="preserve"> </w:t>
+        <w:t>The</w:t>
       </w:r>
       <w:r>
         <w:rPr>
           <w:rFonts w:ascii="Times" w:hAnsi="Times"/>
         </w:rPr>
-        <w:t xml:space="preserve">include sequence generation, allocation concealment, blinding of participants, personnel and outcome assessors, incomplete outcome data, selective outcome reporting, and other potential threats to validity. </w:t>
+        <w:t xml:space="preserve"> criteria of</w:t>
       </w:r>
       <w:r>
         <w:rPr>
           <w:rFonts w:ascii="Times" w:hAnsi="Times"/>
         </w:rPr>
-        <w:t>The</w:t>
-      </w:r>
-      <w:r>
-        <w:rPr>
-          <w:rFonts w:ascii="Times" w:hAnsi="Times"/>
-        </w:rPr>
-        <w:t xml:space="preserve"> criteria of</w:t>
-      </w:r>
-      <w:r>
-        <w:rPr>
-          <w:rFonts w:ascii="Times" w:hAnsi="Times"/>
-        </w:rPr>
-        <w:t xml:space="preserve"> </w:t>
-      </w:r>
-      <w:proofErr w:type="spellStart"/>
-      <w:r>
-        <w:rPr>
-          <w:rFonts w:ascii="Times" w:hAnsi="Times"/>
-        </w:rPr>
-        <w:t>RoBANS</w:t>
-      </w:r>
-      <w:proofErr w:type="spellEnd"/>
-      <w:r>
-        <w:rPr>
-          <w:rFonts w:ascii="Times" w:hAnsi="Times"/>
-        </w:rPr>
-        <w:t xml:space="preserve"> tool includ</w:t>
+        <w:t xml:space="preserve"> RoBANS tool includ</w:t>
       </w:r>
       <w:r>
         <w:rPr>
@@ -5346,15 +5207,7 @@
         <w:t>were from</w:t>
       </w:r>
       <w:r>
-        <w:t xml:space="preserve"> </w:t>
-      </w:r>
-      <w:proofErr w:type="gramStart"/>
-      <w:r>
-        <w:t>PubMed</w:t>
-      </w:r>
-      <w:proofErr w:type="gramEnd"/>
-      <w:r>
-        <w:t xml:space="preserve"> and 881 records </w:t>
+        <w:t xml:space="preserve"> PubMed and 881 records </w:t>
       </w:r>
       <w:r>
         <w:t>were from</w:t>
@@ -5564,16 +5417,11 @@
       <w:r>
         <w:t xml:space="preserve"> </w:t>
       </w:r>
-      <w:proofErr w:type="gramStart"/>
       <w:r>
         <w:t>All</w:t>
       </w:r>
       <w:r>
-        <w:t xml:space="preserve"> of</w:t>
-      </w:r>
-      <w:proofErr w:type="gramEnd"/>
-      <w:r>
-        <w:t xml:space="preserve"> the 24</w:t>
+        <w:t xml:space="preserve"> of the 24</w:t>
       </w:r>
       <w:r>
         <w:t xml:space="preserve"> studies were published between 200</w:t>
@@ -5796,16 +5644,11 @@
         <w:ind w:firstLine="480"/>
       </w:pPr>
       <w:r>
-        <w:t xml:space="preserve">According to the aim and targeted outcomes of each </w:t>
-      </w:r>
-      <w:proofErr w:type="gramStart"/>
-      <w:r>
-        <w:t>s</w:t>
+        <w:t>According to the aim and targeted outcomes of each s</w:t>
       </w:r>
       <w:r>
         <w:t>tudies</w:t>
       </w:r>
-      <w:proofErr w:type="gramEnd"/>
       <w:r>
         <w:t>, they</w:t>
       </w:r>
@@ -5906,23 +5749,15 @@
         <w:t xml:space="preserve"> r</w:t>
       </w:r>
       <w:r>
-        <w:t xml:space="preserve">elated, and they cover a much broader range. This </w:t>
-      </w:r>
-      <w:proofErr w:type="gramStart"/>
-      <w:r>
-        <w:t>include</w:t>
-      </w:r>
-      <w:proofErr w:type="gramEnd"/>
+        <w:t xml:space="preserve">elated, and they cover a much broader range. This include </w:t>
+      </w:r>
+      <w:r>
+        <w:t>lifestyle behaviors,</w:t>
+      </w:r>
       <w:r>
         <w:t xml:space="preserve"> </w:t>
       </w:r>
       <w:r>
-        <w:t>lifestyle behaviors,</w:t>
-      </w:r>
-      <w:r>
-        <w:t xml:space="preserve"> </w:t>
-      </w:r>
-      <w:r>
         <w:t>exposure reduction like silica, quartz or noise</w:t>
       </w:r>
       <w:r>
@@ -5931,11 +5766,9 @@
       <w:r>
         <w:t xml:space="preserve">contraceptive use, aerobic capacity and muscle strength, physical functioning, </w:t>
       </w:r>
-      <w:proofErr w:type="gramStart"/>
       <w:r>
         <w:t>and also</w:t>
       </w:r>
-      <w:proofErr w:type="gramEnd"/>
       <w:r>
         <w:t xml:space="preserve"> </w:t>
       </w:r>
@@ -6238,15 +6071,7 @@
         <w:t>and completion of</w:t>
       </w:r>
       <w:r>
-        <w:t xml:space="preserve"> baseline or </w:t>
-      </w:r>
-      <w:proofErr w:type="gramStart"/>
-      <w:r>
-        <w:t>final outcome</w:t>
-      </w:r>
-      <w:proofErr w:type="gramEnd"/>
-      <w:r>
-        <w:t xml:space="preserve"> measurement. </w:t>
+        <w:t xml:space="preserve"> baseline or final outcome measurement. </w:t>
       </w:r>
       <w:r>
         <w:t>Several</w:t>
@@ -7330,15 +7155,7 @@
         <w:t>, t</w:t>
       </w:r>
       <w:r>
-        <w:t xml:space="preserve">he two studies by </w:t>
-      </w:r>
-      <w:proofErr w:type="spellStart"/>
-      <w:r>
-        <w:t>Viester</w:t>
-      </w:r>
-      <w:proofErr w:type="spellEnd"/>
-      <w:r>
-        <w:t xml:space="preserve"> were found to be the same intervention, but the outcomes were split into two groups. </w:t>
+        <w:t xml:space="preserve">he two studies by Viester were found to be the same intervention, but the outcomes were split into two groups. </w:t>
       </w:r>
       <w:r>
         <w:rPr>
@@ -8455,21 +8272,7 @@
         <w:rPr>
           <w:lang w:eastAsia="ko-KR"/>
         </w:rPr>
-        <w:t xml:space="preserve">the </w:t>
-      </w:r>
-      <w:proofErr w:type="spellStart"/>
-      <w:r>
-        <w:rPr>
-          <w:lang w:eastAsia="ko-KR"/>
-        </w:rPr>
-        <w:t>RoBANS</w:t>
-      </w:r>
-      <w:proofErr w:type="spellEnd"/>
-      <w:r>
-        <w:rPr>
-          <w:lang w:eastAsia="ko-KR"/>
-        </w:rPr>
-        <w:t xml:space="preserve"> tool </w:t>
+        <w:t xml:space="preserve">the RoBANS tool </w:t>
       </w:r>
       <w:r>
         <w:fldChar w:fldCharType="begin" w:fldLock="1"/>
@@ -8551,16 +8354,11 @@
       <w:r>
         <w:t xml:space="preserve"> In </w:t>
       </w:r>
-      <w:proofErr w:type="spellStart"/>
       <w:r>
         <w:t>Houdmont</w:t>
       </w:r>
       <w:r>
-        <w:t>’s</w:t>
-      </w:r>
-      <w:proofErr w:type="spellEnd"/>
-      <w:r>
-        <w:t xml:space="preserve"> study, similar selection bias result from the recruiting process is also a concern. In the same study, contamination was overserved between groups because workers in the control group were found imitating the behaviors of participants in the intervention group, for example, finding shelter to avoid sun light exposure.</w:t>
+        <w:t>’s study, similar selection bias result from the recruiting process is also a concern. In the same study, contamination was overserved between groups because workers in the control group were found imitating the behaviors of participants in the intervention group, for example, finding shelter to avoid sun light exposure.</w:t>
       </w:r>
       <w:r>
         <w:rPr>
@@ -9290,18 +9088,10 @@
         <w:t>Under the present structure of safety regulations, it is hard both to test and to implement the intervention</w:t>
       </w:r>
       <w:r>
-        <w:t xml:space="preserve"> and figure out how much these interventions contributed to </w:t>
-      </w:r>
-      <w:proofErr w:type="gramStart"/>
-      <w:r>
-        <w:t>outcomes.</w:t>
-      </w:r>
-      <w:r>
-        <w:t>.</w:t>
-      </w:r>
-      <w:proofErr w:type="gramEnd"/>
-      <w:r>
-        <w:t xml:space="preserve"> </w:t>
+        <w:t xml:space="preserve"> and figure out how much these interventions contributed to outcomes.</w:t>
+      </w:r>
+      <w:r>
+        <w:t xml:space="preserve">. </w:t>
       </w:r>
       <w:r>
         <w:t xml:space="preserve">Second, it might be difficult to take accident numbers as outcomes in a small-scale study </w:t>
@@ -9346,15 +9136,7 @@
         <w:t>Nevertheless, safety is the foundation of health</w:t>
       </w:r>
       <w:r>
-        <w:t xml:space="preserve">. </w:t>
-      </w:r>
-      <w:proofErr w:type="gramStart"/>
-      <w:r>
-        <w:t>As long as</w:t>
-      </w:r>
-      <w:proofErr w:type="gramEnd"/>
-      <w:r>
-        <w:t xml:space="preserve"> construction workers don’t feel they are safe enough, it is difficult to promote their health through behavioral change. In Sorensen’s study, it was discussed that persuading workers to quit smoking was difficult when they believe their lives are constantly in danger, which made them think it was preferable to trade future health for present </w:t>
+        <w:t xml:space="preserve">. As long as construction workers don’t feel they are safe enough, it is difficult to promote their health through behavioral change. In Sorensen’s study, it was discussed that persuading workers to quit smoking was difficult when they believe their lives are constantly in danger, which made them think it was preferable to trade future health for present </w:t>
       </w:r>
       <w:r>
         <w:t>joy of smoking</w:t>
@@ -9416,24 +9198,11 @@
       <w:r>
         <w:t xml:space="preserve">interventions with </w:t>
       </w:r>
-      <w:proofErr w:type="gramStart"/>
-      <w:r>
-        <w:t>ultimate goal</w:t>
-      </w:r>
-      <w:proofErr w:type="gramEnd"/>
-      <w:r>
-        <w:t xml:space="preserve"> of</w:t>
-      </w:r>
-      <w:r>
-        <w:t xml:space="preserve"> physical health promotion </w:t>
-      </w:r>
-      <w:proofErr w:type="gramStart"/>
-      <w:r>
-        <w:t>is</w:t>
-      </w:r>
-      <w:proofErr w:type="gramEnd"/>
-      <w:r>
-        <w:t xml:space="preserve"> a main component of </w:t>
+      <w:r>
+        <w:t>ultimate goal of</w:t>
+      </w:r>
+      <w:r>
+        <w:t xml:space="preserve"> physical health promotion is a main component of </w:t>
       </w:r>
       <w:r>
         <w:t>health-related</w:t>
@@ -9529,15 +9298,7 @@
         <w:t xml:space="preserve"> </w:t>
       </w:r>
       <w:r>
-        <w:t xml:space="preserve">Construction worker population, with a majority of male, are also less likely to participate in worksite health promotion </w:t>
-      </w:r>
-      <w:proofErr w:type="spellStart"/>
-      <w:r>
-        <w:t>programmes</w:t>
-      </w:r>
-      <w:proofErr w:type="spellEnd"/>
-      <w:r>
-        <w:t xml:space="preserve">. </w:t>
+        <w:t xml:space="preserve">Construction worker population, with a majority of male, are also less likely to participate in worksite health promotion programmes. </w:t>
       </w:r>
       <w:r>
         <w:fldChar w:fldCharType="begin" w:fldLock="1"/>
@@ -9696,32 +9457,16 @@
         <w:t xml:space="preserve"> studies with ineffective results</w:t>
       </w:r>
       <w:r>
-        <w:t xml:space="preserve"> in this </w:t>
-      </w:r>
-      <w:proofErr w:type="gramStart"/>
-      <w:r>
-        <w:t xml:space="preserve">review </w:t>
-      </w:r>
-      <w:r>
-        <w:t xml:space="preserve"> related</w:t>
-      </w:r>
-      <w:proofErr w:type="gramEnd"/>
-      <w:r>
-        <w:t xml:space="preserve"> to mental health</w:t>
+        <w:t xml:space="preserve"> in this review </w:t>
+      </w:r>
+      <w:r>
+        <w:t xml:space="preserve"> related to mental health</w:t>
       </w:r>
       <w:r>
         <w:t xml:space="preserve">. </w:t>
       </w:r>
       <w:r>
-        <w:t xml:space="preserve">The insufficient evidence of effective intervention targeting mental health and the high </w:t>
-      </w:r>
-      <w:proofErr w:type="gramStart"/>
-      <w:r>
-        <w:t>needs</w:t>
-      </w:r>
-      <w:proofErr w:type="gramEnd"/>
-      <w:r>
-        <w:t xml:space="preserve"> for these interventions calls for </w:t>
+        <w:t xml:space="preserve">The insufficient evidence of effective intervention targeting mental health and the high needs for these interventions calls for </w:t>
       </w:r>
       <w:r>
         <w:t>further research in this area.</w:t>
@@ -9761,21 +9506,7 @@
           <w:rFonts w:ascii="Times" w:hAnsi="Times"/>
         </w:rPr>
         <w:lastRenderedPageBreak/>
-        <w:t xml:space="preserve">quantitative analysis. Nevertheless, this review could serve as a good reference for future reference of intervention studies in this field, </w:t>
-      </w:r>
-      <w:proofErr w:type="gramStart"/>
-      <w:r>
-        <w:rPr>
-          <w:rFonts w:ascii="Times" w:hAnsi="Times"/>
-        </w:rPr>
-        <w:t>and also</w:t>
-      </w:r>
-      <w:proofErr w:type="gramEnd"/>
-      <w:r>
-        <w:rPr>
-          <w:rFonts w:ascii="Times" w:hAnsi="Times"/>
-        </w:rPr>
-        <w:t xml:space="preserve"> for recommendation to current practice of construction industry.</w:t>
+        <w:t>quantitative analysis. Nevertheless, this review could serve as a good reference for future reference of intervention studies in this field, and also for recommendation to current practice of construction industry.</w:t>
       </w:r>
     </w:p>
     <w:p>
@@ -10591,11 +10322,9 @@
             <w:pPr>
               <w:pStyle w:val="1"/>
             </w:pPr>
-            <w:proofErr w:type="spellStart"/>
             <w:r>
               <w:t>Houdmont</w:t>
             </w:r>
-            <w:proofErr w:type="spellEnd"/>
             <w:r>
               <w:t xml:space="preserve"> </w:t>
             </w:r>
@@ -10728,11 +10457,9 @@
             <w:pPr>
               <w:pStyle w:val="1"/>
             </w:pPr>
-            <w:proofErr w:type="spellStart"/>
             <w:r>
               <w:t>Deurssen</w:t>
             </w:r>
-            <w:proofErr w:type="spellEnd"/>
             <w:r>
               <w:t xml:space="preserve"> </w:t>
             </w:r>
@@ -11519,13 +11246,8 @@
               <w:pStyle w:val="1"/>
             </w:pPr>
             <w:r>
-              <w:t xml:space="preserve">Home exercise </w:t>
-            </w:r>
-            <w:proofErr w:type="spellStart"/>
-            <w:r>
-              <w:t>programme</w:t>
-            </w:r>
-            <w:proofErr w:type="spellEnd"/>
+              <w:t>Home exercise programme</w:t>
+            </w:r>
           </w:p>
         </w:tc>
         <w:tc>
@@ -11556,11 +11278,9 @@
             <w:pPr>
               <w:pStyle w:val="1"/>
             </w:pPr>
-            <w:proofErr w:type="spellStart"/>
             <w:r>
               <w:t>Viester</w:t>
             </w:r>
-            <w:proofErr w:type="spellEnd"/>
             <w:r>
               <w:t xml:space="preserve"> </w:t>
             </w:r>
@@ -12636,11 +12356,9 @@
             <w:pPr>
               <w:pStyle w:val="1"/>
             </w:pPr>
-            <w:proofErr w:type="spellStart"/>
             <w:r>
               <w:t>Viester</w:t>
             </w:r>
-            <w:proofErr w:type="spellEnd"/>
             <w:r>
               <w:t xml:space="preserve"> </w:t>
             </w:r>
@@ -14103,15 +13821,7 @@
             </w:r>
             <w:r>
               <w:br/>
-              <w:t>(</w:t>
-            </w:r>
-            <w:proofErr w:type="spellStart"/>
-            <w:r>
-              <w:t>i</w:t>
-            </w:r>
-            <w:proofErr w:type="spellEnd"/>
-            <w:r>
-              <w:t xml:space="preserve">) weekly worksite safety inspections; </w:t>
+              <w:t xml:space="preserve">(i) weekly worksite safety inspections; </w:t>
             </w:r>
             <w:r>
               <w:br/>
@@ -14337,6 +14047,7 @@
               <w:pStyle w:val="1"/>
             </w:pPr>
             <w:r>
+              <w:lastRenderedPageBreak/>
               <w:t>Seixas</w:t>
             </w:r>
             <w:r>
@@ -14491,15 +14202,7 @@
               <w:pStyle w:val="1"/>
             </w:pPr>
             <w:r>
-              <w:t xml:space="preserve">Percent of time HPD </w:t>
-            </w:r>
-            <w:proofErr w:type="gramStart"/>
-            <w:r>
-              <w:t>used,</w:t>
-            </w:r>
-            <w:proofErr w:type="gramEnd"/>
-            <w:r>
-              <w:t xml:space="preserve"> workers using HPD 50% of the time.</w:t>
+              <w:t>Percent of time HPD used, workers using HPD 50% of the time.</w:t>
             </w:r>
           </w:p>
         </w:tc>
@@ -14517,12 +14220,10 @@
             <w:pPr>
               <w:pStyle w:val="1"/>
             </w:pPr>
-            <w:proofErr w:type="spellStart"/>
             <w:r>
               <w:lastRenderedPageBreak/>
               <w:t>Houdmont</w:t>
             </w:r>
-            <w:proofErr w:type="spellEnd"/>
             <w:r>
               <w:t xml:space="preserve"> </w:t>
             </w:r>
@@ -14671,11 +14372,9 @@
             <w:pPr>
               <w:pStyle w:val="1"/>
             </w:pPr>
-            <w:proofErr w:type="spellStart"/>
             <w:r>
               <w:t>Deurssen</w:t>
             </w:r>
-            <w:proofErr w:type="spellEnd"/>
             <w:r>
               <w:t xml:space="preserve"> </w:t>
             </w:r>
@@ -15059,6 +14758,7 @@
               <w:pStyle w:val="1"/>
             </w:pPr>
             <w:r>
+              <w:lastRenderedPageBreak/>
               <w:t>Borstad</w:t>
             </w:r>
             <w:r>
@@ -15176,23 +14876,7 @@
               <w:t xml:space="preserve">program </w:t>
             </w:r>
             <w:r>
-              <w:t xml:space="preserve">that </w:t>
-            </w:r>
-            <w:proofErr w:type="gramStart"/>
-            <w:r>
-              <w:t>includes:</w:t>
-            </w:r>
-            <w:proofErr w:type="gramEnd"/>
-            <w:r>
-              <w:t xml:space="preserve"> stretch the posterior shoulder region and the upper trapezius and pectoralis muscles five times daily, holding each stretch for 30 </w:t>
-            </w:r>
-            <w:proofErr w:type="gramStart"/>
-            <w:r>
-              <w:t>s;  a</w:t>
-            </w:r>
-            <w:proofErr w:type="gramEnd"/>
-            <w:r>
-              <w:t xml:space="preserve"> push up plus exercise to strengthen serratus anterior and to perform resisted humeral external rotation to strengthen </w:t>
+              <w:t xml:space="preserve">that includes: stretch the posterior shoulder region and the upper trapezius and pectoralis muscles five times daily, holding each stretch for 30 s;  a push up plus exercise to strengthen serratus anterior and to perform resisted humeral external rotation to strengthen </w:t>
             </w:r>
             <w:r>
               <w:lastRenderedPageBreak/>
@@ -15532,15 +15216,7 @@
               <w:pStyle w:val="1"/>
             </w:pPr>
             <w:r>
-              <w:t>(1) Soft Tissue Injury Prevention Program (</w:t>
-            </w:r>
-            <w:proofErr w:type="spellStart"/>
-            <w:r>
-              <w:t>StIPP</w:t>
-            </w:r>
-            <w:proofErr w:type="spellEnd"/>
-            <w:r>
-              <w:t>) which focused on improving ergonomics practices at the site and worker level to improve musculoskeletal health; and (2) Health Week, that integrated key messages and provided integrated health coaching opportunities for individual workers to improve ergonomic practices and improved health behaviors (diet, physical activity, and smoking) associated with cardiovascular health.</w:t>
+              <w:t>(1) Soft Tissue Injury Prevention Program (StIPP) which focused on improving ergonomics practices at the site and worker level to improve musculoskeletal health; and (2) Health Week, that integrated key messages and provided integrated health coaching opportunities for individual workers to improve ergonomic practices and improved health behaviors (diet, physical activity, and smoking) associated with cardiovascular health.</w:t>
             </w:r>
           </w:p>
         </w:tc>
@@ -15696,15 +15372,7 @@
               <w:t>d</w:t>
             </w:r>
             <w:r>
-              <w:t xml:space="preserve"> occupational exposure to overhead work for longer than one year and a minimum of 130 ̊ of active scapular plane abduction as measured </w:t>
-            </w:r>
-            <w:proofErr w:type="spellStart"/>
-            <w:r>
-              <w:t>goniometrically</w:t>
-            </w:r>
-            <w:proofErr w:type="spellEnd"/>
-            <w:r>
-              <w:t xml:space="preserve"> during a clinical examination.</w:t>
+              <w:t xml:space="preserve"> occupational exposure to overhead work for longer than one year and a minimum of 130 ̊ of active scapular plane abduction as measured goniometrically during a clinical examination.</w:t>
             </w:r>
             <w:r>
               <w:br/>
@@ -15754,26 +15422,13 @@
               <w:pStyle w:val="1"/>
             </w:pPr>
             <w:r>
-              <w:t xml:space="preserve">Home exercise </w:t>
-            </w:r>
-            <w:proofErr w:type="spellStart"/>
-            <w:r>
-              <w:t>program</w:t>
+              <w:t>Home exercise program</w:t>
             </w:r>
             <w:r>
               <w:t>me</w:t>
             </w:r>
-            <w:proofErr w:type="spellEnd"/>
-            <w:r>
-              <w:t xml:space="preserve">. </w:t>
-            </w:r>
-            <w:proofErr w:type="gramStart"/>
-            <w:r>
-              <w:t>A,</w:t>
-            </w:r>
-            <w:proofErr w:type="gramEnd"/>
-            <w:r>
-              <w:t xml:space="preserve"> posterior shoulder stretch; B, pectoralis stretch; C, upper trapezius relaxation exercise, avoiding a shoulder shrug while raising the arm; D, serratus anterior strengthening exercise; E, external rotation strengthening exercise, left is arm at the side; F, external rotation strengthening exercise progression with arm abducted.</w:t>
+            <w:r>
+              <w:t>. A, posterior shoulder stretch; B, pectoralis stretch; C, upper trapezius relaxation exercise, avoiding a shoulder shrug while raising the arm; D, serratus anterior strengthening exercise; E, external rotation strengthening exercise, left is arm at the side; F, external rotation strengthening exercise progression with arm abducted.</w:t>
             </w:r>
           </w:p>
         </w:tc>
@@ -15825,11 +15480,9 @@
             <w:pPr>
               <w:pStyle w:val="1"/>
             </w:pPr>
-            <w:proofErr w:type="spellStart"/>
             <w:r>
               <w:t>Viester</w:t>
             </w:r>
-            <w:proofErr w:type="spellEnd"/>
             <w:r>
               <w:t xml:space="preserve"> </w:t>
             </w:r>
@@ -16018,6 +15671,7 @@
               <w:pStyle w:val="1"/>
             </w:pPr>
             <w:r>
+              <w:lastRenderedPageBreak/>
               <w:t>Groeneveld</w:t>
             </w:r>
             <w:r>
@@ -16820,23 +16474,7 @@
               <w:pStyle w:val="1"/>
             </w:pPr>
             <w:r>
-              <w:t xml:space="preserve">Usual practice, meaning that they solely received the training sessions that Dutch companies </w:t>
-            </w:r>
-            <w:proofErr w:type="gramStart"/>
-            <w:r>
-              <w:t>have to</w:t>
-            </w:r>
-            <w:proofErr w:type="gramEnd"/>
-            <w:r>
-              <w:t xml:space="preserve"> organize for their employees </w:t>
-            </w:r>
-            <w:proofErr w:type="gramStart"/>
-            <w:r>
-              <w:t>in order to</w:t>
-            </w:r>
-            <w:proofErr w:type="gramEnd"/>
-            <w:r>
-              <w:t xml:space="preserve"> receive a Health and Safety certificate.</w:t>
+              <w:t>Usual practice, meaning that they solely received the training sessions that Dutch companies have to organize for their employees in order to receive a Health and Safety certificate.</w:t>
             </w:r>
           </w:p>
         </w:tc>
@@ -17070,6 +16708,7 @@
               <w:pStyle w:val="1"/>
             </w:pPr>
             <w:r>
+              <w:lastRenderedPageBreak/>
               <w:t>Milner</w:t>
             </w:r>
             <w:r>
@@ -17148,15 +16787,7 @@
             </w:r>
             <w:r>
               <w:br/>
-              <w:t xml:space="preserve">(1) Males in the construction industry accessing services from </w:t>
-            </w:r>
-            <w:proofErr w:type="spellStart"/>
-            <w:r>
-              <w:t>Incolink</w:t>
-            </w:r>
-            <w:proofErr w:type="spellEnd"/>
-            <w:r>
-              <w:t xml:space="preserve"> between 30 May 2016 and 4 April 2017. </w:t>
+              <w:t xml:space="preserve">(1) Males in the construction industry accessing services from Incolink between 30 May 2016 and 4 April 2017. </w:t>
             </w:r>
             <w:r>
               <w:br/>
@@ -17255,11 +16886,9 @@
             <w:pPr>
               <w:pStyle w:val="1"/>
             </w:pPr>
-            <w:proofErr w:type="spellStart"/>
             <w:r>
               <w:t>Viester</w:t>
             </w:r>
-            <w:proofErr w:type="spellEnd"/>
             <w:r>
               <w:t xml:space="preserve"> </w:t>
             </w:r>
@@ -17372,15 +17001,7 @@
               <w:pStyle w:val="1"/>
             </w:pPr>
             <w:r>
-              <w:t xml:space="preserve">The </w:t>
-            </w:r>
-            <w:proofErr w:type="spellStart"/>
-            <w:r>
-              <w:t>programme</w:t>
-            </w:r>
-            <w:proofErr w:type="spellEnd"/>
-            <w:r>
-              <w:t xml:space="preserve"> consisted of tailored lifestyle information, lifestyle coaching sessions, exercise instructions, and the ‘VIP in construction toolbox’. This toolbox consisted of an overview of the company’s health promoting facilities, a waist circumference measuring tape, a pedometer, a BMI card, a calorie guide, healthy recipes, and a </w:t>
+              <w:t xml:space="preserve">The programme consisted of tailored lifestyle information, lifestyle coaching sessions, exercise instructions, and the ‘VIP in construction toolbox’. This toolbox consisted of an overview of the company’s health promoting facilities, a waist circumference measuring tape, a pedometer, a BMI card, a calorie guide, healthy recipes, and a </w:t>
             </w:r>
             <w:r>
               <w:lastRenderedPageBreak/>
@@ -17674,15 +17295,7 @@
               <w:pStyle w:val="1"/>
             </w:pPr>
             <w:r>
-              <w:t>Inclusion: (</w:t>
-            </w:r>
-            <w:proofErr w:type="spellStart"/>
-            <w:r>
-              <w:t>i</w:t>
-            </w:r>
-            <w:proofErr w:type="spellEnd"/>
-            <w:r>
-              <w:t xml:space="preserve">) construction workers were able to complete questionnaires written in the Dutch language, and (ii) </w:t>
+              <w:t xml:space="preserve">Inclusion: (i) construction workers were able to complete questionnaires written in the Dutch language, and (ii) </w:t>
             </w:r>
             <w:r>
               <w:lastRenderedPageBreak/>
@@ -17783,6 +17396,7 @@
               <w:pStyle w:val="1"/>
             </w:pPr>
             <w:r>
+              <w:lastRenderedPageBreak/>
               <w:t>Oude Hengel</w:t>
             </w:r>
             <w:r>
@@ -17860,15 +17474,7 @@
               <w:pStyle w:val="1"/>
             </w:pPr>
             <w:r>
-              <w:t>Inclusion: (</w:t>
-            </w:r>
-            <w:proofErr w:type="spellStart"/>
-            <w:r>
-              <w:t>i</w:t>
-            </w:r>
-            <w:proofErr w:type="spellEnd"/>
-            <w:r>
-              <w:t>) construction workers were able to complete questionnaires written in the Dutch language, and (ii) construction workers had signed a written informed consent.</w:t>
+              <w:t>Inclusion: (i) construction workers were able to complete questionnaires written in the Dutch language, and (ii) construction workers had signed a written informed consent.</w:t>
             </w:r>
           </w:p>
         </w:tc>
@@ -18182,89 +17788,19 @@
               <w:rPr>
                 <w:lang w:eastAsia="ko-KR"/>
               </w:rPr>
-              <w:t xml:space="preserve">The </w:t>
-            </w:r>
-            <w:proofErr w:type="spellStart"/>
+              <w:t xml:space="preserve">The programme comprised an assessment interview, additional assessment of </w:t>
+            </w:r>
             <w:r>
               <w:rPr>
                 <w:lang w:eastAsia="ko-KR"/>
               </w:rPr>
-              <w:t>programme</w:t>
-            </w:r>
-            <w:proofErr w:type="spellEnd"/>
+              <w:t>labor</w:t>
+            </w:r>
             <w:r>
               <w:rPr>
                 <w:lang w:eastAsia="ko-KR"/>
               </w:rPr>
-              <w:t xml:space="preserve"> comprised an assessment interview, additional assessment of </w:t>
-            </w:r>
-            <w:r>
-              <w:rPr>
-                <w:lang w:eastAsia="ko-KR"/>
-              </w:rPr>
-              <w:t>labor</w:t>
-            </w:r>
-            <w:r>
-              <w:rPr>
-                <w:lang w:eastAsia="ko-KR"/>
-              </w:rPr>
-              <w:t xml:space="preserve"> market capabilities, devising an individual education </w:t>
-            </w:r>
-            <w:proofErr w:type="spellStart"/>
-            <w:r>
-              <w:rPr>
-                <w:lang w:eastAsia="ko-KR"/>
-              </w:rPr>
-              <w:t>programme</w:t>
-            </w:r>
-            <w:proofErr w:type="spellEnd"/>
-            <w:r>
-              <w:rPr>
-                <w:lang w:eastAsia="ko-KR"/>
-              </w:rPr>
-              <w:t xml:space="preserve">, executing the individual education </w:t>
-            </w:r>
-            <w:proofErr w:type="spellStart"/>
-            <w:r>
-              <w:rPr>
-                <w:lang w:eastAsia="ko-KR"/>
-              </w:rPr>
-              <w:t>programme</w:t>
-            </w:r>
-            <w:proofErr w:type="spellEnd"/>
-            <w:r>
-              <w:rPr>
-                <w:lang w:eastAsia="ko-KR"/>
-              </w:rPr>
-              <w:t xml:space="preserve"> and a follow-up </w:t>
-            </w:r>
-            <w:proofErr w:type="spellStart"/>
-            <w:r>
-              <w:rPr>
-                <w:lang w:eastAsia="ko-KR"/>
-              </w:rPr>
-              <w:t>programme</w:t>
-            </w:r>
-            <w:proofErr w:type="spellEnd"/>
-            <w:r>
-              <w:rPr>
-                <w:lang w:eastAsia="ko-KR"/>
-              </w:rPr>
-              <w:t xml:space="preserve">. The individual counselling and education </w:t>
-            </w:r>
-            <w:proofErr w:type="spellStart"/>
-            <w:r>
-              <w:rPr>
-                <w:lang w:eastAsia="ko-KR"/>
-              </w:rPr>
-              <w:t>programme</w:t>
-            </w:r>
-            <w:proofErr w:type="spellEnd"/>
-            <w:r>
-              <w:rPr>
-                <w:lang w:eastAsia="ko-KR"/>
-              </w:rPr>
-              <w:t xml:space="preserve"> could involve educational courses, individual counselling and </w:t>
+              <w:t xml:space="preserve"> market capabilities, devising an individual education programme, executing the individual education programme and a follow-up programme. The individual counselling and education programme could involve educational courses, individual counselling and </w:t>
             </w:r>
             <w:r>
               <w:rPr>
@@ -18394,27 +17930,11 @@
             </w:r>
             <w:r>
               <w:br/>
-              <w:t>IG (groups=11, n</w:t>
-            </w:r>
-            <w:proofErr w:type="gramStart"/>
-            <w:r>
-              <w:t>=?-</w:t>
-            </w:r>
-            <w:proofErr w:type="gramEnd"/>
-            <w:r>
-              <w:t>148-125)</w:t>
+              <w:t>IG (groups=11, n=?-148-125)</w:t>
             </w:r>
             <w:r>
               <w:br/>
-              <w:t>CG (groups=9, n</w:t>
-            </w:r>
-            <w:proofErr w:type="gramStart"/>
-            <w:r>
-              <w:t>=?-</w:t>
-            </w:r>
-            <w:proofErr w:type="gramEnd"/>
-            <w:r>
-              <w:t>101-70)</w:t>
+              <w:t>CG (groups=9, n=?-101-70)</w:t>
             </w:r>
           </w:p>
         </w:tc>
@@ -18476,15 +17996,7 @@
             </w:r>
             <w:r>
               <w:lastRenderedPageBreak/>
-              <w:t xml:space="preserve">improvement with </w:t>
-            </w:r>
-            <w:proofErr w:type="gramStart"/>
-            <w:r>
-              <w:t>30, 60, and 90 day</w:t>
-            </w:r>
-            <w:proofErr w:type="gramEnd"/>
-            <w:r>
-              <w:t xml:space="preserve"> follow-up check-in meetings. </w:t>
+              <w:t xml:space="preserve">improvement with 30, 60, and 90 day follow-up check-in meetings. </w:t>
             </w:r>
           </w:p>
         </w:tc>
@@ -18824,12 +18336,8 @@
             </w:r>
             <w:r>
               <w:br/>
-            </w:r>
-            <w:proofErr w:type="gramStart"/>
-            <w:r>
               <w:t>Post-exposure</w:t>
             </w:r>
-            <w:proofErr w:type="gramEnd"/>
             <w:r>
               <w:br/>
               <w:t>IG: 42.5 (7.1)</w:t>
@@ -18988,14 +18496,7 @@
             </w:r>
             <w:r>
               <w:br/>
-            </w:r>
-            <w:proofErr w:type="spellStart"/>
-            <w:r>
-              <w:t>LaC</w:t>
-            </w:r>
-            <w:proofErr w:type="spellEnd"/>
-            <w:r>
-              <w:t xml:space="preserve"> +0.13 (p=0.021)</w:t>
+              <w:t>LaC +0.13 (p=0.021)</w:t>
             </w:r>
             <w:r>
               <w:br/>
@@ -19011,14 +18512,7 @@
             </w:r>
             <w:r>
               <w:br/>
-            </w:r>
-            <w:proofErr w:type="spellStart"/>
-            <w:r>
-              <w:t>LaC</w:t>
-            </w:r>
-            <w:proofErr w:type="spellEnd"/>
-            <w:r>
-              <w:t xml:space="preserve"> +0.25 (p=0.001)</w:t>
+              <w:t>LaC +0.25 (p=0.001)</w:t>
             </w:r>
             <w:r>
               <w:br/>
@@ -19135,15 +18629,7 @@
               <w:pStyle w:val="1"/>
             </w:pPr>
             <w:r>
-              <w:t xml:space="preserve">% of time HPD used at </w:t>
-            </w:r>
-            <w:proofErr w:type="gramStart"/>
-            <w:r>
-              <w:t>baseline,  2</w:t>
-            </w:r>
-            <w:proofErr w:type="gramEnd"/>
-            <w:r>
-              <w:t xml:space="preserve"> and 4-months follow-up:</w:t>
+              <w:t>% of time HPD used at baseline,  2 and 4-months follow-up:</w:t>
             </w:r>
             <w:r>
               <w:br/>
@@ -19225,13 +18711,9 @@
             <w:pPr>
               <w:pStyle w:val="1"/>
             </w:pPr>
-            <w:proofErr w:type="spellStart"/>
-            <w:r>
-              <w:t>Houdmont</w:t>
-            </w:r>
-            <w:proofErr w:type="spellEnd"/>
-            <w:r>
-              <w:t xml:space="preserve"> </w:t>
+            <w:r>
+              <w:lastRenderedPageBreak/>
+              <w:t xml:space="preserve">Houdmont </w:t>
             </w:r>
             <w:r>
               <w:rPr>
@@ -19343,13 +18825,8 @@
             <w:pPr>
               <w:pStyle w:val="1"/>
             </w:pPr>
-            <w:proofErr w:type="spellStart"/>
-            <w:r>
-              <w:t>Deurssen</w:t>
-            </w:r>
-            <w:proofErr w:type="spellEnd"/>
-            <w:r>
-              <w:t xml:space="preserve"> </w:t>
+            <w:r>
+              <w:t xml:space="preserve">Deurssen </w:t>
             </w:r>
             <w:r>
               <w:rPr>
@@ -19499,6 +18976,7 @@
               <w:pStyle w:val="1"/>
             </w:pPr>
             <w:r>
+              <w:lastRenderedPageBreak/>
               <w:t xml:space="preserve">Dian </w:t>
             </w:r>
             <w:r>
@@ -19904,27 +19382,11 @@
               <w:pStyle w:val="1"/>
             </w:pPr>
             <w:r>
-              <w:t>Limitations: (1) Primary outcomes relied on self-</w:t>
-            </w:r>
-            <w:proofErr w:type="gramStart"/>
-            <w:r>
-              <w:t>report, and</w:t>
-            </w:r>
-            <w:proofErr w:type="gramEnd"/>
-            <w:r>
-              <w:t xml:space="preserve"> accordingly are subject to sources of reporting bias. (2) Potential of differential reporting of health behaviors between the intervention and control conditions at the final survey, given the greater involvement of intervention participants. (3) This measure does not capture smokers who quit and relapsed prior to the survey and does not capture long-term sustained cessation. (4) 5-A-Day seven-item screener, the instrument that was used to measure fruit and vegetable consumption has been added portion sizes.</w:t>
+              <w:t>Limitations: (1) Primary outcomes relied on self-report, and accordingly are subject to sources of reporting bias. (2) Potential of differential reporting of health behaviors between the intervention and control conditions at the final survey, given the greater involvement of intervention participants. (3) This measure does not capture smokers who quit and relapsed prior to the survey and does not capture long-term sustained cessation. (4) 5-A-Day seven-item screener, the instrument that was used to measure fruit and vegetable consumption has been added portion sizes.</w:t>
             </w:r>
             <w:r>
               <w:br/>
-              <w:t xml:space="preserve">Strengths: (1) Extensive formative research and in close collaboration with the </w:t>
-            </w:r>
-            <w:proofErr w:type="gramStart"/>
-            <w:r>
-              <w:t>LHSFNA, and</w:t>
-            </w:r>
-            <w:proofErr w:type="gramEnd"/>
-            <w:r>
-              <w:t xml:space="preserve"> accordingly reflects the day-to-day realities of workers’ lives. (2) Address several health behaviors simultaneously. (3) High dose delivered, high response rate and little loss to follow-up.</w:t>
+              <w:t>Strengths: (1) Extensive formative research and in close collaboration with the LHSFNA, and accordingly reflects the day-to-day realities of workers’ lives. (2) Address several health behaviors simultaneously. (3) High dose delivered, high response rate and little loss to follow-up.</w:t>
             </w:r>
           </w:p>
         </w:tc>
@@ -20064,15 +19526,7 @@
               <w:pStyle w:val="1"/>
             </w:pPr>
             <w:r>
-              <w:t xml:space="preserve">The ARM program had a positive impact at the individual level on the worksites that implemented the program. The trial saw improved ergonomics practices, </w:t>
-            </w:r>
-            <w:proofErr w:type="gramStart"/>
-            <w:r>
-              <w:t>as well as,</w:t>
-            </w:r>
-            <w:proofErr w:type="gramEnd"/>
-            <w:r>
-              <w:t xml:space="preserve"> reduction in new pain and injury, and improved diet and physical activity, as reported by the workers. </w:t>
+              <w:t xml:space="preserve">The ARM program had a positive impact at the individual level on the worksites that implemented the program. The trial saw improved ergonomics practices, as well as, reduction in new pain and injury, and improved diet and physical activity, as reported by the workers. </w:t>
             </w:r>
           </w:p>
         </w:tc>
@@ -20278,14 +19732,9 @@
             <w:pPr>
               <w:pStyle w:val="1"/>
             </w:pPr>
-            <w:proofErr w:type="spellStart"/>
             <w:r>
               <w:lastRenderedPageBreak/>
-              <w:t>Viester</w:t>
-            </w:r>
-            <w:proofErr w:type="spellEnd"/>
-            <w:r>
-              <w:t xml:space="preserve"> </w:t>
+              <w:t xml:space="preserve">Viester </w:t>
             </w:r>
             <w:r>
               <w:rPr>
@@ -20544,15 +19993,7 @@
               <w:pStyle w:val="1"/>
             </w:pPr>
             <w:r>
-              <w:t xml:space="preserve">Limitations: (1) Central body fat is not measured, which is more strongly related to CVD than body weight. (2) The dropouts were on average 1.3years younger than the participants used for data analyses. (3) Counselors used specific MI techniques in the intervention, but they were not fully proficient in </w:t>
-            </w:r>
-            <w:proofErr w:type="gramStart"/>
-            <w:r>
-              <w:t>MI as a whole, as</w:t>
-            </w:r>
-            <w:proofErr w:type="gramEnd"/>
-            <w:r>
-              <w:t xml:space="preserve"> concluded from our evaluation of the practical execution of the intervention.</w:t>
+              <w:t>Limitations: (1) Central body fat is not measured, which is more strongly related to CVD than body weight. (2) The dropouts were on average 1.3years younger than the participants used for data analyses. (3) Counselors used specific MI techniques in the intervention, but they were not fully proficient in MI as a whole, as concluded from our evaluation of the practical execution of the intervention.</w:t>
             </w:r>
             <w:r>
               <w:br/>
@@ -20579,6 +20020,7 @@
               <w:pStyle w:val="1"/>
             </w:pPr>
             <w:r>
+              <w:lastRenderedPageBreak/>
               <w:t xml:space="preserve">Groeneveld </w:t>
             </w:r>
             <w:r>
@@ -20693,24 +20135,11 @@
             </w:r>
             <w:r>
               <w:br/>
-              <w:t xml:space="preserve">Strengths: (1) Compliance to the intervention was rather high. (2) Contrast between groups was large. (3) Randomization performed at individual level. (4) The participants in the EB group were analyzed separately from those in the SC group, </w:t>
-            </w:r>
-            <w:proofErr w:type="gramStart"/>
-            <w:r>
-              <w:t>in order to</w:t>
-            </w:r>
-            <w:proofErr w:type="gramEnd"/>
-            <w:r>
-              <w:t xml:space="preserve"> determine changes in the lifestyle behaviors that were </w:t>
-            </w:r>
-            <w:proofErr w:type="gramStart"/>
+              <w:t xml:space="preserve">Strengths: (1) Compliance to the intervention was rather high. (2) Contrast between groups was large. (3) Randomization performed at individual level. (4) The participants in the EB group were analyzed separately from those in the SC group, in order to determine changes in the lifestyle behaviors that were </w:t>
+            </w:r>
             <w:r>
               <w:lastRenderedPageBreak/>
-              <w:t>actually aimed</w:t>
-            </w:r>
-            <w:proofErr w:type="gramEnd"/>
-            <w:r>
-              <w:t xml:space="preserve"> at. (5) The study can be considered as an effectiveness study as opposed to an efficacy study.</w:t>
+              <w:t>actually aimed at. (5) The study can be considered as an effectiveness study as opposed to an efficacy study.</w:t>
             </w:r>
           </w:p>
         </w:tc>
@@ -20729,6 +20158,7 @@
               <w:pStyle w:val="1"/>
             </w:pPr>
             <w:r>
+              <w:lastRenderedPageBreak/>
               <w:t xml:space="preserve">Brandt </w:t>
             </w:r>
             <w:r>
@@ -20839,23 +20269,7 @@
               <w:pStyle w:val="1"/>
             </w:pPr>
             <w:r>
-              <w:t xml:space="preserve">Limitations: (1) The number of dropouts was higher than expected, resulting in reduced statistical power. However, no participants drop out of the study due to a lack of willingness to participate but were missing at random, and all </w:t>
-            </w:r>
-            <w:proofErr w:type="gramStart"/>
-            <w:r>
-              <w:t>participant</w:t>
-            </w:r>
-            <w:proofErr w:type="gramEnd"/>
-            <w:r>
-              <w:t xml:space="preserve"> were included in the intention-to-treat analysis. (2) The size of the individual clusters was larger than anticipated, which also reduced the statistical power due to intra-cluster correlation. (3) Loss of data from </w:t>
-            </w:r>
-            <w:proofErr w:type="spellStart"/>
-            <w:r>
-              <w:t>sEMG</w:t>
-            </w:r>
-            <w:proofErr w:type="spellEnd"/>
-            <w:r>
-              <w:t>, especially from the erector spinae muscles at baseline. (4) Inherent variation in daily working tasks at the construction sites, used steps and heart rate for controlling. (5) Only included large-</w:t>
+              <w:t>Limitations: (1) The number of dropouts was higher than expected, resulting in reduced statistical power. However, no participants drop out of the study due to a lack of willingness to participate but were missing at random, and all participant were included in the intention-to-treat analysis. (2) The size of the individual clusters was larger than anticipated, which also reduced the statistical power due to intra-cluster correlation. (3) Loss of data from sEMG, especially from the erector spinae muscles at baseline. (4) Inherent variation in daily working tasks at the construction sites, used steps and heart rate for controlling. (5) Only included large-</w:t>
             </w:r>
             <w:r>
               <w:lastRenderedPageBreak/>
@@ -20882,6 +20296,7 @@
               <w:pStyle w:val="1"/>
             </w:pPr>
             <w:r>
+              <w:lastRenderedPageBreak/>
               <w:t xml:space="preserve">Groeneveld </w:t>
             </w:r>
             <w:r>
@@ -21430,15 +20845,7 @@
             </w:pPr>
             <w:r>
               <w:lastRenderedPageBreak/>
-              <w:t xml:space="preserve">Limitations: (1) Considerable drop out in the present study. (2) It would have been useful to have data on a participants’ mental health and help-seeking behaviors following participation in this trial, </w:t>
-            </w:r>
-            <w:proofErr w:type="gramStart"/>
-            <w:r>
-              <w:t>in order to</w:t>
-            </w:r>
-            <w:proofErr w:type="gramEnd"/>
-            <w:r>
-              <w:t xml:space="preserve"> assess some of the correlates of stigma. (3) Lack of data on other possible confounders, such as education.</w:t>
+              <w:t>Limitations: (1) Considerable drop out in the present study. (2) It would have been useful to have data on a participants’ mental health and help-seeking behaviors following participation in this trial, in order to assess some of the correlates of stigma. (3) Lack of data on other possible confounders, such as education.</w:t>
             </w:r>
           </w:p>
         </w:tc>
@@ -21456,13 +20863,8 @@
             <w:pPr>
               <w:pStyle w:val="1"/>
             </w:pPr>
-            <w:proofErr w:type="spellStart"/>
-            <w:r>
-              <w:t>Viester</w:t>
-            </w:r>
-            <w:proofErr w:type="spellEnd"/>
-            <w:r>
-              <w:t xml:space="preserve"> </w:t>
+            <w:r>
+              <w:t xml:space="preserve">Viester </w:t>
             </w:r>
             <w:r>
               <w:rPr>
@@ -21602,15 +21004,7 @@
             </w:pPr>
             <w:r>
               <w:lastRenderedPageBreak/>
-              <w:t xml:space="preserve">The results of this RCT did not show effects of the </w:t>
-            </w:r>
-            <w:proofErr w:type="spellStart"/>
-            <w:r>
-              <w:t>programme</w:t>
-            </w:r>
-            <w:proofErr w:type="spellEnd"/>
-            <w:r>
-              <w:t xml:space="preserve"> on musculoskeletal symptoms, physical functioning, work-related vitality, work performance, work ability, or sickness absence.</w:t>
+              <w:t>The results of this RCT did not show effects of the programme on musculoskeletal symptoms, physical functioning, work-related vitality, work performance, work ability, or sickness absence.</w:t>
             </w:r>
           </w:p>
         </w:tc>
@@ -21624,15 +21018,7 @@
               <w:pStyle w:val="1"/>
             </w:pPr>
             <w:r>
-              <w:t xml:space="preserve">Limitations: (1) Power calculation was performed on the primary outcome measure of the study, i.e. body weight, so under power might happen for other outcomes. (2) Missing data on items of the work ability index resulted in a reduced number of complete cases. (3) All outcomes are obtained via self-report except absence record. (4) Behavior </w:t>
-            </w:r>
-            <w:proofErr w:type="gramStart"/>
-            <w:r>
-              <w:t>change</w:t>
-            </w:r>
-            <w:proofErr w:type="gramEnd"/>
-            <w:r>
-              <w:t xml:space="preserve"> in colleagues working at the same worksites could have influenced control participants inducing contamination.</w:t>
+              <w:t>Limitations: (1) Power calculation was performed on the primary outcome measure of the study, i.e. body weight, so under power might happen for other outcomes. (2) Missing data on items of the work ability index resulted in a reduced number of complete cases. (3) All outcomes are obtained via self-report except absence record. (4) Behavior change in colleagues working at the same worksites could have influenced control participants inducing contamination.</w:t>
             </w:r>
             <w:r>
               <w:br/>
@@ -21961,15 +21347,7 @@
             </w:r>
             <w:r>
               <w:lastRenderedPageBreak/>
-              <w:t xml:space="preserve">musculoskeletal symptoms and long-term sick leave among construction workers, but showed no effects </w:t>
-            </w:r>
-            <w:proofErr w:type="gramStart"/>
-            <w:r>
-              <w:t>with regard to</w:t>
-            </w:r>
-            <w:proofErr w:type="gramEnd"/>
-            <w:r>
-              <w:t xml:space="preserve"> work ability, physical health, and mental health.</w:t>
+              <w:t>musculoskeletal symptoms and long-term sick leave among construction workers, but showed no effects with regard to work ability, physical health, and mental health.</w:t>
             </w:r>
           </w:p>
         </w:tc>
@@ -22011,6 +21389,7 @@
               <w:pStyle w:val="1"/>
             </w:pPr>
             <w:r>
+              <w:lastRenderedPageBreak/>
               <w:t xml:space="preserve">Oude Hengel </w:t>
             </w:r>
             <w:r>
@@ -22152,6 +21531,7 @@
               <w:pStyle w:val="1"/>
             </w:pPr>
             <w:r>
+              <w:lastRenderedPageBreak/>
               <w:t xml:space="preserve">de Boer </w:t>
             </w:r>
             <w:r>
@@ -22336,23 +21716,7 @@
               <w:pStyle w:val="1"/>
             </w:pPr>
             <w:r>
-              <w:t xml:space="preserve">The </w:t>
-            </w:r>
-            <w:proofErr w:type="spellStart"/>
-            <w:r>
-              <w:t>programme</w:t>
-            </w:r>
-            <w:proofErr w:type="spellEnd"/>
-            <w:r>
-              <w:t xml:space="preserve"> was slightly effective in improving the work ability but not in reducing work disability pensions. A more comprehensive multidisciplinary intervention </w:t>
-            </w:r>
-            <w:proofErr w:type="spellStart"/>
-            <w:r>
-              <w:t>programme</w:t>
-            </w:r>
-            <w:proofErr w:type="spellEnd"/>
-            <w:r>
-              <w:t xml:space="preserve"> might be necessary.</w:t>
+              <w:t>The programme was slightly effective in improving the work ability but not in reducing work disability pensions. A more comprehensive multidisciplinary intervention programme might be necessary.</w:t>
             </w:r>
           </w:p>
         </w:tc>
@@ -22366,31 +21730,7 @@
               <w:pStyle w:val="1"/>
             </w:pPr>
             <w:r>
-              <w:t xml:space="preserve">Limitations: (1) Selection of participants was found to be difficult. Fewer employees than expected were selected by their occupational physician via the selection instrument during the periodic occupational health examination. (2) The majority of participants enrolled themselves in the </w:t>
-            </w:r>
-            <w:proofErr w:type="spellStart"/>
-            <w:r>
-              <w:t>programme</w:t>
-            </w:r>
-            <w:proofErr w:type="spellEnd"/>
-            <w:r>
-              <w:t xml:space="preserve">. This self-enrolment shows a great need for our training </w:t>
-            </w:r>
-            <w:proofErr w:type="spellStart"/>
-            <w:r>
-              <w:t>programme</w:t>
-            </w:r>
-            <w:proofErr w:type="spellEnd"/>
-            <w:r>
-              <w:t xml:space="preserve"> from building industry employees, but it resulted in fewer baseline data. (3) A considerable number of participants did not complete the </w:t>
-            </w:r>
-            <w:proofErr w:type="spellStart"/>
-            <w:r>
-              <w:t>programme</w:t>
-            </w:r>
-            <w:proofErr w:type="spellEnd"/>
-            <w:r>
-              <w:t>. (57%)</w:t>
+              <w:t>Limitations: (1) Selection of participants was found to be difficult. Fewer employees than expected were selected by their occupational physician via the selection instrument during the periodic occupational health examination. (2) The majority of participants enrolled themselves in the programme. This self-enrolment shows a great need for our training programme from building industry employees, but it resulted in fewer baseline data. (3) A considerable number of participants did not complete the programme. (57%)</w:t>
             </w:r>
           </w:p>
         </w:tc>
@@ -23310,11 +22650,9 @@
             <w:pPr>
               <w:pStyle w:val="1"/>
             </w:pPr>
-            <w:proofErr w:type="spellStart"/>
             <w:r>
               <w:t>Deurssen</w:t>
             </w:r>
-            <w:proofErr w:type="spellEnd"/>
             <w:r>
               <w:t xml:space="preserve"> </w:t>
             </w:r>
@@ -24296,11 +23634,9 @@
             <w:pPr>
               <w:pStyle w:val="1"/>
             </w:pPr>
-            <w:proofErr w:type="spellStart"/>
             <w:r>
               <w:t>Viester</w:t>
             </w:r>
-            <w:proofErr w:type="spellEnd"/>
             <w:r>
               <w:t xml:space="preserve"> </w:t>
             </w:r>
@@ -26270,11 +25606,9 @@
             <w:pPr>
               <w:pStyle w:val="1"/>
             </w:pPr>
-            <w:proofErr w:type="spellStart"/>
             <w:r>
               <w:t>Viester</w:t>
             </w:r>
-            <w:proofErr w:type="spellEnd"/>
             <w:r>
               <w:t xml:space="preserve"> </w:t>
             </w:r>
@@ -27931,11 +27265,9 @@
             <w:pPr>
               <w:pStyle w:val="1"/>
             </w:pPr>
-            <w:proofErr w:type="spellStart"/>
             <w:r>
               <w:t>Houdmont</w:t>
             </w:r>
-            <w:proofErr w:type="spellEnd"/>
             <w:r>
               <w:t xml:space="preserve"> </w:t>
             </w:r>

--- a/en/assets/reports/GBI-OH-2023-01.docx
+++ b/en/assets/reports/GBI-OH-2023-01.docx
@@ -96,7 +96,15 @@
           <w:i/>
           <w:iCs/>
         </w:rPr>
-        <w:t xml:space="preserve"> Hana Hayashi</w:t>
+        <w:t xml:space="preserve"> </w:t>
+      </w:r>
+      <w:r>
+        <w:rPr>
+          <w:rFonts w:ascii="Arial" w:hAnsi="Arial" w:cs="Arial"/>
+          <w:i/>
+          <w:iCs/>
+        </w:rPr>
+        <w:t>Tracey Zhao</w:t>
       </w:r>
     </w:p>
     <w:p>
@@ -123,7 +131,41 @@
           <w:i/>
           <w:iCs/>
         </w:rPr>
-        <w:t xml:space="preserve"> Yue Li, Shujuan Chen</w:t>
+        <w:t xml:space="preserve"> </w:t>
+      </w:r>
+      <w:proofErr w:type="spellStart"/>
+      <w:r>
+        <w:rPr>
+          <w:rFonts w:ascii="Arial" w:hAnsi="Arial" w:cs="Arial"/>
+          <w:i/>
+          <w:iCs/>
+        </w:rPr>
+        <w:t>Saamon</w:t>
+      </w:r>
+      <w:proofErr w:type="spellEnd"/>
+      <w:r>
+        <w:rPr>
+          <w:rFonts w:ascii="Arial" w:hAnsi="Arial" w:cs="Arial"/>
+          <w:i/>
+          <w:iCs/>
+        </w:rPr>
+        <w:t xml:space="preserve"> Legoski</w:t>
+      </w:r>
+      <w:r>
+        <w:rPr>
+          <w:rFonts w:ascii="Arial" w:hAnsi="Arial" w:cs="Arial"/>
+          <w:i/>
+          <w:iCs/>
+        </w:rPr>
+        <w:t xml:space="preserve">, </w:t>
+      </w:r>
+      <w:r>
+        <w:rPr>
+          <w:rFonts w:ascii="Arial" w:hAnsi="Arial" w:cs="Arial"/>
+          <w:i/>
+          <w:iCs/>
+        </w:rPr>
+        <w:t>Liqun Wu</w:t>
       </w:r>
     </w:p>
     <w:p>
@@ -377,7 +419,7 @@
           <w:noProof/>
         </w:rPr>
         <w:drawing>
-          <wp:anchor distT="0" distB="0" distL="114300" distR="114300" simplePos="0" relativeHeight="251658240" behindDoc="0" locked="0" layoutInCell="1" allowOverlap="1" wp14:anchorId="5FF3B371" wp14:editId="2EB0D2DF">
+          <wp:anchor distT="0" distB="0" distL="114300" distR="114300" simplePos="0" relativeHeight="251658240" behindDoc="0" locked="0" layoutInCell="1" allowOverlap="1" wp14:anchorId="5FF3B371" wp14:editId="028792C7">
             <wp:simplePos x="0" y="0"/>
             <wp:positionH relativeFrom="column">
               <wp:posOffset>38735</wp:posOffset>
@@ -466,6 +508,7 @@
         </w:rPr>
         <w:t xml:space="preserve"> </w:t>
       </w:r>
+      <w:proofErr w:type="gramStart"/>
       <w:r>
         <w:rPr>
           <w:rFonts w:cs="Times New Roman"/>
@@ -475,6 +518,7 @@
         </w:rPr>
         <w:t>Ltd..</w:t>
       </w:r>
+      <w:proofErr w:type="gramEnd"/>
       <w:r>
         <w:rPr>
           <w:rFonts w:cs="Times New Roman"/>
@@ -735,7 +779,21 @@
         <w:rPr>
           <w:rFonts w:ascii="Times" w:hAnsi="Times"/>
         </w:rPr>
-        <w:t xml:space="preserve">ublications are in English and were published between January 01, 1990 and December 01, 2019. </w:t>
+        <w:t xml:space="preserve">ublications are in English and were published between January 01, </w:t>
+      </w:r>
+      <w:proofErr w:type="gramStart"/>
+      <w:r>
+        <w:rPr>
+          <w:rFonts w:ascii="Times" w:hAnsi="Times"/>
+        </w:rPr>
+        <w:t>1990</w:t>
+      </w:r>
+      <w:proofErr w:type="gramEnd"/>
+      <w:r>
+        <w:rPr>
+          <w:rFonts w:ascii="Times" w:hAnsi="Times"/>
+        </w:rPr>
+        <w:t xml:space="preserve"> and December 01, 2019. </w:t>
       </w:r>
     </w:p>
     <w:p>
@@ -4385,10 +4443,18 @@
         <w:t>Surprisingly, t</w:t>
       </w:r>
       <w:r>
-        <w:t>hough it is clear that s</w:t>
-      </w:r>
-      <w:r>
-        <w:t xml:space="preserve">afety and health are both crucial </w:t>
+        <w:t xml:space="preserve">hough </w:t>
+      </w:r>
+      <w:proofErr w:type="gramStart"/>
+      <w:r>
+        <w:t>it is clear that s</w:t>
+      </w:r>
+      <w:r>
+        <w:t>afety</w:t>
+      </w:r>
+      <w:proofErr w:type="gramEnd"/>
+      <w:r>
+        <w:t xml:space="preserve"> and health are both crucial </w:t>
       </w:r>
       <w:r>
         <w:t>to</w:t>
@@ -4717,9 +4783,11 @@
       <w:r>
         <w:t xml:space="preserve">Inclusion criteria of this review </w:t>
       </w:r>
+      <w:proofErr w:type="gramStart"/>
       <w:r>
         <w:t>include:</w:t>
       </w:r>
+      <w:proofErr w:type="gramEnd"/>
       <w:r>
         <w:t xml:space="preserve"> </w:t>
       </w:r>
@@ -4748,7 +4816,15 @@
         <w:t xml:space="preserve"> improving occupational safety or health</w:t>
       </w:r>
       <w:r>
-        <w:t>; published between January 01, 1990 to December 01, 2019; and written in English. S</w:t>
+        <w:t xml:space="preserve">; published between January 01, </w:t>
+      </w:r>
+      <w:proofErr w:type="gramStart"/>
+      <w:r>
+        <w:t>1990</w:t>
+      </w:r>
+      <w:proofErr w:type="gramEnd"/>
+      <w:r>
+        <w:t xml:space="preserve"> to December 01, 2019; and written in English. S</w:t>
       </w:r>
       <w:r>
         <w:t>tudies from any continent, country or area were all included regardless of geographical borders.</w:t>
@@ -4808,7 +4884,15 @@
         <w:t>T</w:t>
       </w:r>
       <w:r>
-        <w:t>his study was conducted through a search in electronic databases in December 2019. PubMed, Web of Science were searched with time limitation of from January 01, 1990 to December 01, 2019</w:t>
+        <w:t xml:space="preserve">his study was conducted through a search in electronic databases in December 2019. PubMed, Web of Science were searched with time limitation of from January 01, </w:t>
+      </w:r>
+      <w:proofErr w:type="gramStart"/>
+      <w:r>
+        <w:t>1990</w:t>
+      </w:r>
+      <w:proofErr w:type="gramEnd"/>
+      <w:r>
+        <w:t xml:space="preserve"> to December 01, 2019</w:t>
       </w:r>
       <w:r>
         <w:t>.</w:t>
@@ -4830,8 +4914,13 @@
       <w:r>
         <w:t xml:space="preserve"> for both PubMed and Web of Science database: </w:t>
       </w:r>
-      <w:r>
-        <w:t>( “program” or “prevention” or “intervention” or “measure” or “training” or “effect” or “implement” or “tool” or “preventing”) AND ("civil engineer" or “construction” or “green job” or “green building” or “brick layer”) AND ("trial")</w:t>
+      <w:proofErr w:type="gramStart"/>
+      <w:r>
+        <w:t>( “</w:t>
+      </w:r>
+      <w:proofErr w:type="gramEnd"/>
+      <w:r>
+        <w:t>program” or “prevention” or “intervention” or “measure” or “training” or “effect” or “implement” or “tool” or “preventing”) AND ("civil engineer" or “construction” or “green job” or “green building” or “brick layer”) AND ("trial")</w:t>
       </w:r>
       <w:r>
         <w:t xml:space="preserve">. </w:t>
@@ -4873,7 +4962,15 @@
         <w:t>Language: English</w:t>
       </w:r>
       <w:r>
-        <w:t xml:space="preserve">. For Web of Science, filters were: </w:t>
+        <w:t xml:space="preserve">. For Web of Science, filters </w:t>
+      </w:r>
+      <w:proofErr w:type="gramStart"/>
+      <w:r>
+        <w:t>were:</w:t>
+      </w:r>
+      <w:proofErr w:type="gramEnd"/>
+      <w:r>
+        <w:t xml:space="preserve"> </w:t>
       </w:r>
       <w:r>
         <w:t>Language: English</w:t>
@@ -5031,12 +5128,26 @@
         <w:rPr>
           <w:rFonts w:ascii="Times" w:hAnsi="Times"/>
         </w:rPr>
-        <w:t xml:space="preserve">Non-randomized studies were assessed for risk of bias using the RoBANS tool </w:t>
-      </w:r>
+        <w:t xml:space="preserve">Non-randomized studies were assessed for risk of bias using the </w:t>
+      </w:r>
+      <w:proofErr w:type="spellStart"/>
       <w:r>
         <w:rPr>
           <w:rFonts w:ascii="Times" w:hAnsi="Times"/>
         </w:rPr>
+        <w:t>RoBANS</w:t>
+      </w:r>
+      <w:proofErr w:type="spellEnd"/>
+      <w:r>
+        <w:rPr>
+          <w:rFonts w:ascii="Times" w:hAnsi="Times"/>
+        </w:rPr>
+        <w:t xml:space="preserve"> tool </w:t>
+      </w:r>
+      <w:r>
+        <w:rPr>
+          <w:rFonts w:ascii="Times" w:hAnsi="Times"/>
+        </w:rPr>
         <w:fldChar w:fldCharType="begin" w:fldLock="1"/>
       </w:r>
       <w:r>
@@ -5110,7 +5221,21 @@
         <w:rPr>
           <w:rFonts w:ascii="Times" w:hAnsi="Times"/>
         </w:rPr>
-        <w:t xml:space="preserve"> RoBANS tool includ</w:t>
+        <w:t xml:space="preserve"> </w:t>
+      </w:r>
+      <w:proofErr w:type="spellStart"/>
+      <w:r>
+        <w:rPr>
+          <w:rFonts w:ascii="Times" w:hAnsi="Times"/>
+        </w:rPr>
+        <w:t>RoBANS</w:t>
+      </w:r>
+      <w:proofErr w:type="spellEnd"/>
+      <w:r>
+        <w:rPr>
+          <w:rFonts w:ascii="Times" w:hAnsi="Times"/>
+        </w:rPr>
+        <w:t xml:space="preserve"> tool includ</w:t>
       </w:r>
       <w:r>
         <w:rPr>
@@ -5207,7 +5332,15 @@
         <w:t>were from</w:t>
       </w:r>
       <w:r>
-        <w:t xml:space="preserve"> PubMed and 881 records </w:t>
+        <w:t xml:space="preserve"> </w:t>
+      </w:r>
+      <w:proofErr w:type="gramStart"/>
+      <w:r>
+        <w:t>PubMed</w:t>
+      </w:r>
+      <w:proofErr w:type="gramEnd"/>
+      <w:r>
+        <w:t xml:space="preserve"> and 881 records </w:t>
       </w:r>
       <w:r>
         <w:t>were from</w:t>
@@ -5417,11 +5550,16 @@
       <w:r>
         <w:t xml:space="preserve"> </w:t>
       </w:r>
+      <w:proofErr w:type="gramStart"/>
       <w:r>
         <w:t>All</w:t>
       </w:r>
       <w:r>
-        <w:t xml:space="preserve"> of the 24</w:t>
+        <w:t xml:space="preserve"> of</w:t>
+      </w:r>
+      <w:proofErr w:type="gramEnd"/>
+      <w:r>
+        <w:t xml:space="preserve"> the 24</w:t>
       </w:r>
       <w:r>
         <w:t xml:space="preserve"> studies were published between 200</w:t>
@@ -5644,11 +5782,16 @@
         <w:ind w:firstLine="480"/>
       </w:pPr>
       <w:r>
-        <w:t>According to the aim and targeted outcomes of each s</w:t>
+        <w:t xml:space="preserve">According to the aim and targeted outcomes of each </w:t>
+      </w:r>
+      <w:proofErr w:type="gramStart"/>
+      <w:r>
+        <w:t>s</w:t>
       </w:r>
       <w:r>
         <w:t>tudies</w:t>
       </w:r>
+      <w:proofErr w:type="gramEnd"/>
       <w:r>
         <w:t>, they</w:t>
       </w:r>
@@ -5749,7 +5892,15 @@
         <w:t xml:space="preserve"> r</w:t>
       </w:r>
       <w:r>
-        <w:t xml:space="preserve">elated, and they cover a much broader range. This include </w:t>
+        <w:t xml:space="preserve">elated, and they cover a much broader range. This </w:t>
+      </w:r>
+      <w:proofErr w:type="gramStart"/>
+      <w:r>
+        <w:t>include</w:t>
+      </w:r>
+      <w:proofErr w:type="gramEnd"/>
+      <w:r>
+        <w:t xml:space="preserve"> </w:t>
       </w:r>
       <w:r>
         <w:t>lifestyle behaviors,</w:t>
@@ -5766,9 +5917,11 @@
       <w:r>
         <w:t xml:space="preserve">contraceptive use, aerobic capacity and muscle strength, physical functioning, </w:t>
       </w:r>
+      <w:proofErr w:type="gramStart"/>
       <w:r>
         <w:t>and also</w:t>
       </w:r>
+      <w:proofErr w:type="gramEnd"/>
       <w:r>
         <w:t xml:space="preserve"> </w:t>
       </w:r>
@@ -6071,7 +6224,15 @@
         <w:t>and completion of</w:t>
       </w:r>
       <w:r>
-        <w:t xml:space="preserve"> baseline or final outcome measurement. </w:t>
+        <w:t xml:space="preserve"> baseline or </w:t>
+      </w:r>
+      <w:proofErr w:type="gramStart"/>
+      <w:r>
+        <w:t>final outcome</w:t>
+      </w:r>
+      <w:proofErr w:type="gramEnd"/>
+      <w:r>
+        <w:t xml:space="preserve"> measurement. </w:t>
       </w:r>
       <w:r>
         <w:t>Several</w:t>
@@ -7155,7 +7316,15 @@
         <w:t>, t</w:t>
       </w:r>
       <w:r>
-        <w:t xml:space="preserve">he two studies by Viester were found to be the same intervention, but the outcomes were split into two groups. </w:t>
+        <w:t xml:space="preserve">he two studies by </w:t>
+      </w:r>
+      <w:proofErr w:type="spellStart"/>
+      <w:r>
+        <w:t>Viester</w:t>
+      </w:r>
+      <w:proofErr w:type="spellEnd"/>
+      <w:r>
+        <w:t xml:space="preserve"> were found to be the same intervention, but the outcomes were split into two groups. </w:t>
       </w:r>
       <w:r>
         <w:rPr>
@@ -8272,7 +8441,21 @@
         <w:rPr>
           <w:lang w:eastAsia="ko-KR"/>
         </w:rPr>
-        <w:t xml:space="preserve">the RoBANS tool </w:t>
+        <w:t xml:space="preserve">the </w:t>
+      </w:r>
+      <w:proofErr w:type="spellStart"/>
+      <w:r>
+        <w:rPr>
+          <w:lang w:eastAsia="ko-KR"/>
+        </w:rPr>
+        <w:t>RoBANS</w:t>
+      </w:r>
+      <w:proofErr w:type="spellEnd"/>
+      <w:r>
+        <w:rPr>
+          <w:lang w:eastAsia="ko-KR"/>
+        </w:rPr>
+        <w:t xml:space="preserve"> tool </w:t>
       </w:r>
       <w:r>
         <w:fldChar w:fldCharType="begin" w:fldLock="1"/>
@@ -8354,11 +8537,16 @@
       <w:r>
         <w:t xml:space="preserve"> In </w:t>
       </w:r>
+      <w:proofErr w:type="spellStart"/>
       <w:r>
         <w:t>Houdmont</w:t>
       </w:r>
       <w:r>
-        <w:t>’s study, similar selection bias result from the recruiting process is also a concern. In the same study, contamination was overserved between groups because workers in the control group were found imitating the behaviors of participants in the intervention group, for example, finding shelter to avoid sun light exposure.</w:t>
+        <w:t>’s</w:t>
+      </w:r>
+      <w:proofErr w:type="spellEnd"/>
+      <w:r>
+        <w:t xml:space="preserve"> study, similar selection bias result from the recruiting process is also a concern. In the same study, contamination was overserved between groups because workers in the control group were found imitating the behaviors of participants in the intervention group, for example, finding shelter to avoid sun light exposure.</w:t>
       </w:r>
       <w:r>
         <w:rPr>
@@ -9088,10 +9276,18 @@
         <w:t>Under the present structure of safety regulations, it is hard both to test and to implement the intervention</w:t>
       </w:r>
       <w:r>
-        <w:t xml:space="preserve"> and figure out how much these interventions contributed to outcomes.</w:t>
-      </w:r>
-      <w:r>
-        <w:t xml:space="preserve">. </w:t>
+        <w:t xml:space="preserve"> and figure out how much these interventions contributed to </w:t>
+      </w:r>
+      <w:proofErr w:type="gramStart"/>
+      <w:r>
+        <w:t>outcomes.</w:t>
+      </w:r>
+      <w:r>
+        <w:t>.</w:t>
+      </w:r>
+      <w:proofErr w:type="gramEnd"/>
+      <w:r>
+        <w:t xml:space="preserve"> </w:t>
       </w:r>
       <w:r>
         <w:t xml:space="preserve">Second, it might be difficult to take accident numbers as outcomes in a small-scale study </w:t>
@@ -9136,7 +9332,15 @@
         <w:t>Nevertheless, safety is the foundation of health</w:t>
       </w:r>
       <w:r>
-        <w:t xml:space="preserve">. As long as construction workers don’t feel they are safe enough, it is difficult to promote their health through behavioral change. In Sorensen’s study, it was discussed that persuading workers to quit smoking was difficult when they believe their lives are constantly in danger, which made them think it was preferable to trade future health for present </w:t>
+        <w:t xml:space="preserve">. </w:t>
+      </w:r>
+      <w:proofErr w:type="gramStart"/>
+      <w:r>
+        <w:t>As long as</w:t>
+      </w:r>
+      <w:proofErr w:type="gramEnd"/>
+      <w:r>
+        <w:t xml:space="preserve"> construction workers don’t feel they are safe enough, it is difficult to promote their health through behavioral change. In Sorensen’s study, it was discussed that persuading workers to quit smoking was difficult when they believe their lives are constantly in danger, which made them think it was preferable to trade future health for present </w:t>
       </w:r>
       <w:r>
         <w:t>joy of smoking</w:t>
@@ -9198,11 +9402,24 @@
       <w:r>
         <w:t xml:space="preserve">interventions with </w:t>
       </w:r>
-      <w:r>
-        <w:t>ultimate goal of</w:t>
-      </w:r>
-      <w:r>
-        <w:t xml:space="preserve"> physical health promotion is a main component of </w:t>
+      <w:proofErr w:type="gramStart"/>
+      <w:r>
+        <w:t>ultimate goal</w:t>
+      </w:r>
+      <w:proofErr w:type="gramEnd"/>
+      <w:r>
+        <w:t xml:space="preserve"> of</w:t>
+      </w:r>
+      <w:r>
+        <w:t xml:space="preserve"> physical health promotion </w:t>
+      </w:r>
+      <w:proofErr w:type="gramStart"/>
+      <w:r>
+        <w:t>is</w:t>
+      </w:r>
+      <w:proofErr w:type="gramEnd"/>
+      <w:r>
+        <w:t xml:space="preserve"> a main component of </w:t>
       </w:r>
       <w:r>
         <w:t>health-related</w:t>
@@ -9298,7 +9515,15 @@
         <w:t xml:space="preserve"> </w:t>
       </w:r>
       <w:r>
-        <w:t xml:space="preserve">Construction worker population, with a majority of male, are also less likely to participate in worksite health promotion programmes. </w:t>
+        <w:t xml:space="preserve">Construction worker population, with a majority of male, are also less likely to participate in worksite health promotion </w:t>
+      </w:r>
+      <w:proofErr w:type="spellStart"/>
+      <w:r>
+        <w:t>programmes</w:t>
+      </w:r>
+      <w:proofErr w:type="spellEnd"/>
+      <w:r>
+        <w:t xml:space="preserve">. </w:t>
       </w:r>
       <w:r>
         <w:fldChar w:fldCharType="begin" w:fldLock="1"/>
@@ -9457,16 +9682,32 @@
         <w:t xml:space="preserve"> studies with ineffective results</w:t>
       </w:r>
       <w:r>
-        <w:t xml:space="preserve"> in this review </w:t>
-      </w:r>
-      <w:r>
-        <w:t xml:space="preserve"> related to mental health</w:t>
+        <w:t xml:space="preserve"> in this </w:t>
+      </w:r>
+      <w:proofErr w:type="gramStart"/>
+      <w:r>
+        <w:t xml:space="preserve">review </w:t>
+      </w:r>
+      <w:r>
+        <w:t xml:space="preserve"> related</w:t>
+      </w:r>
+      <w:proofErr w:type="gramEnd"/>
+      <w:r>
+        <w:t xml:space="preserve"> to mental health</w:t>
       </w:r>
       <w:r>
         <w:t xml:space="preserve">. </w:t>
       </w:r>
       <w:r>
-        <w:t xml:space="preserve">The insufficient evidence of effective intervention targeting mental health and the high needs for these interventions calls for </w:t>
+        <w:t xml:space="preserve">The insufficient evidence of effective intervention targeting mental health and the high </w:t>
+      </w:r>
+      <w:proofErr w:type="gramStart"/>
+      <w:r>
+        <w:t>needs</w:t>
+      </w:r>
+      <w:proofErr w:type="gramEnd"/>
+      <w:r>
+        <w:t xml:space="preserve"> for these interventions calls for </w:t>
       </w:r>
       <w:r>
         <w:t>further research in this area.</w:t>
@@ -9506,7 +9747,21 @@
           <w:rFonts w:ascii="Times" w:hAnsi="Times"/>
         </w:rPr>
         <w:lastRenderedPageBreak/>
-        <w:t>quantitative analysis. Nevertheless, this review could serve as a good reference for future reference of intervention studies in this field, and also for recommendation to current practice of construction industry.</w:t>
+        <w:t xml:space="preserve">quantitative analysis. Nevertheless, this review could serve as a good reference for future reference of intervention studies in this field, </w:t>
+      </w:r>
+      <w:proofErr w:type="gramStart"/>
+      <w:r>
+        <w:rPr>
+          <w:rFonts w:ascii="Times" w:hAnsi="Times"/>
+        </w:rPr>
+        <w:t>and also</w:t>
+      </w:r>
+      <w:proofErr w:type="gramEnd"/>
+      <w:r>
+        <w:rPr>
+          <w:rFonts w:ascii="Times" w:hAnsi="Times"/>
+        </w:rPr>
+        <w:t xml:space="preserve"> for recommendation to current practice of construction industry.</w:t>
       </w:r>
     </w:p>
     <w:p>
@@ -10322,9 +10577,11 @@
             <w:pPr>
               <w:pStyle w:val="1"/>
             </w:pPr>
+            <w:proofErr w:type="spellStart"/>
             <w:r>
               <w:t>Houdmont</w:t>
             </w:r>
+            <w:proofErr w:type="spellEnd"/>
             <w:r>
               <w:t xml:space="preserve"> </w:t>
             </w:r>
@@ -10457,9 +10714,11 @@
             <w:pPr>
               <w:pStyle w:val="1"/>
             </w:pPr>
+            <w:proofErr w:type="spellStart"/>
             <w:r>
               <w:t>Deurssen</w:t>
             </w:r>
+            <w:proofErr w:type="spellEnd"/>
             <w:r>
               <w:t xml:space="preserve"> </w:t>
             </w:r>
@@ -11246,8 +11505,13 @@
               <w:pStyle w:val="1"/>
             </w:pPr>
             <w:r>
-              <w:t>Home exercise programme</w:t>
-            </w:r>
+              <w:t xml:space="preserve">Home exercise </w:t>
+            </w:r>
+            <w:proofErr w:type="spellStart"/>
+            <w:r>
+              <w:t>programme</w:t>
+            </w:r>
+            <w:proofErr w:type="spellEnd"/>
           </w:p>
         </w:tc>
         <w:tc>
@@ -11278,9 +11542,11 @@
             <w:pPr>
               <w:pStyle w:val="1"/>
             </w:pPr>
+            <w:proofErr w:type="spellStart"/>
             <w:r>
               <w:t>Viester</w:t>
             </w:r>
+            <w:proofErr w:type="spellEnd"/>
             <w:r>
               <w:t xml:space="preserve"> </w:t>
             </w:r>
@@ -12356,9 +12622,11 @@
             <w:pPr>
               <w:pStyle w:val="1"/>
             </w:pPr>
+            <w:proofErr w:type="spellStart"/>
             <w:r>
               <w:t>Viester</w:t>
             </w:r>
+            <w:proofErr w:type="spellEnd"/>
             <w:r>
               <w:t xml:space="preserve"> </w:t>
             </w:r>
@@ -13821,7 +14089,15 @@
             </w:r>
             <w:r>
               <w:br/>
-              <w:t xml:space="preserve">(i) weekly worksite safety inspections; </w:t>
+              <w:t>(</w:t>
+            </w:r>
+            <w:proofErr w:type="spellStart"/>
+            <w:r>
+              <w:t>i</w:t>
+            </w:r>
+            <w:proofErr w:type="spellEnd"/>
+            <w:r>
+              <w:t xml:space="preserve">) weekly worksite safety inspections; </w:t>
             </w:r>
             <w:r>
               <w:br/>
@@ -14202,7 +14478,15 @@
               <w:pStyle w:val="1"/>
             </w:pPr>
             <w:r>
-              <w:t>Percent of time HPD used, workers using HPD 50% of the time.</w:t>
+              <w:t xml:space="preserve">Percent of time HPD </w:t>
+            </w:r>
+            <w:proofErr w:type="gramStart"/>
+            <w:r>
+              <w:t>used,</w:t>
+            </w:r>
+            <w:proofErr w:type="gramEnd"/>
+            <w:r>
+              <w:t xml:space="preserve"> workers using HPD 50% of the time.</w:t>
             </w:r>
           </w:p>
         </w:tc>
@@ -14220,10 +14504,12 @@
             <w:pPr>
               <w:pStyle w:val="1"/>
             </w:pPr>
+            <w:proofErr w:type="spellStart"/>
             <w:r>
               <w:lastRenderedPageBreak/>
               <w:t>Houdmont</w:t>
             </w:r>
+            <w:proofErr w:type="spellEnd"/>
             <w:r>
               <w:t xml:space="preserve"> </w:t>
             </w:r>
@@ -14372,9 +14658,11 @@
             <w:pPr>
               <w:pStyle w:val="1"/>
             </w:pPr>
+            <w:proofErr w:type="spellStart"/>
             <w:r>
               <w:t>Deurssen</w:t>
             </w:r>
+            <w:proofErr w:type="spellEnd"/>
             <w:r>
               <w:t xml:space="preserve"> </w:t>
             </w:r>
@@ -14876,7 +15164,23 @@
               <w:t xml:space="preserve">program </w:t>
             </w:r>
             <w:r>
-              <w:t xml:space="preserve">that includes: stretch the posterior shoulder region and the upper trapezius and pectoralis muscles five times daily, holding each stretch for 30 s;  a push up plus exercise to strengthen serratus anterior and to perform resisted humeral external rotation to strengthen </w:t>
+              <w:t xml:space="preserve">that </w:t>
+            </w:r>
+            <w:proofErr w:type="gramStart"/>
+            <w:r>
+              <w:t>includes:</w:t>
+            </w:r>
+            <w:proofErr w:type="gramEnd"/>
+            <w:r>
+              <w:t xml:space="preserve"> stretch the posterior shoulder region and the upper trapezius and pectoralis muscles five times daily, holding each stretch for 30 </w:t>
+            </w:r>
+            <w:proofErr w:type="gramStart"/>
+            <w:r>
+              <w:t>s;  a</w:t>
+            </w:r>
+            <w:proofErr w:type="gramEnd"/>
+            <w:r>
+              <w:t xml:space="preserve"> push up plus exercise to strengthen serratus anterior and to perform resisted humeral external rotation to strengthen </w:t>
             </w:r>
             <w:r>
               <w:lastRenderedPageBreak/>
@@ -15216,7 +15520,15 @@
               <w:pStyle w:val="1"/>
             </w:pPr>
             <w:r>
-              <w:t>(1) Soft Tissue Injury Prevention Program (StIPP) which focused on improving ergonomics practices at the site and worker level to improve musculoskeletal health; and (2) Health Week, that integrated key messages and provided integrated health coaching opportunities for individual workers to improve ergonomic practices and improved health behaviors (diet, physical activity, and smoking) associated with cardiovascular health.</w:t>
+              <w:t>(1) Soft Tissue Injury Prevention Program (</w:t>
+            </w:r>
+            <w:proofErr w:type="spellStart"/>
+            <w:r>
+              <w:t>StIPP</w:t>
+            </w:r>
+            <w:proofErr w:type="spellEnd"/>
+            <w:r>
+              <w:t>) which focused on improving ergonomics practices at the site and worker level to improve musculoskeletal health; and (2) Health Week, that integrated key messages and provided integrated health coaching opportunities for individual workers to improve ergonomic practices and improved health behaviors (diet, physical activity, and smoking) associated with cardiovascular health.</w:t>
             </w:r>
           </w:p>
         </w:tc>
@@ -15372,7 +15684,15 @@
               <w:t>d</w:t>
             </w:r>
             <w:r>
-              <w:t xml:space="preserve"> occupational exposure to overhead work for longer than one year and a minimum of 130 ̊ of active scapular plane abduction as measured goniometrically during a clinical examination.</w:t>
+              <w:t xml:space="preserve"> occupational exposure to overhead work for longer than one year and a minimum of 130 ̊ of active scapular plane abduction as measured </w:t>
+            </w:r>
+            <w:proofErr w:type="spellStart"/>
+            <w:r>
+              <w:t>goniometrically</w:t>
+            </w:r>
+            <w:proofErr w:type="spellEnd"/>
+            <w:r>
+              <w:t xml:space="preserve"> during a clinical examination.</w:t>
             </w:r>
             <w:r>
               <w:br/>
@@ -15422,13 +15742,26 @@
               <w:pStyle w:val="1"/>
             </w:pPr>
             <w:r>
-              <w:t>Home exercise program</w:t>
+              <w:t xml:space="preserve">Home exercise </w:t>
+            </w:r>
+            <w:proofErr w:type="spellStart"/>
+            <w:r>
+              <w:t>program</w:t>
             </w:r>
             <w:r>
               <w:t>me</w:t>
             </w:r>
-            <w:r>
-              <w:t>. A, posterior shoulder stretch; B, pectoralis stretch; C, upper trapezius relaxation exercise, avoiding a shoulder shrug while raising the arm; D, serratus anterior strengthening exercise; E, external rotation strengthening exercise, left is arm at the side; F, external rotation strengthening exercise progression with arm abducted.</w:t>
+            <w:proofErr w:type="spellEnd"/>
+            <w:r>
+              <w:t xml:space="preserve">. </w:t>
+            </w:r>
+            <w:proofErr w:type="gramStart"/>
+            <w:r>
+              <w:t>A,</w:t>
+            </w:r>
+            <w:proofErr w:type="gramEnd"/>
+            <w:r>
+              <w:t xml:space="preserve"> posterior shoulder stretch; B, pectoralis stretch; C, upper trapezius relaxation exercise, avoiding a shoulder shrug while raising the arm; D, serratus anterior strengthening exercise; E, external rotation strengthening exercise, left is arm at the side; F, external rotation strengthening exercise progression with arm abducted.</w:t>
             </w:r>
           </w:p>
         </w:tc>
@@ -15480,9 +15813,11 @@
             <w:pPr>
               <w:pStyle w:val="1"/>
             </w:pPr>
+            <w:proofErr w:type="spellStart"/>
             <w:r>
               <w:t>Viester</w:t>
             </w:r>
+            <w:proofErr w:type="spellEnd"/>
             <w:r>
               <w:t xml:space="preserve"> </w:t>
             </w:r>
@@ -16474,7 +16809,23 @@
               <w:pStyle w:val="1"/>
             </w:pPr>
             <w:r>
-              <w:t>Usual practice, meaning that they solely received the training sessions that Dutch companies have to organize for their employees in order to receive a Health and Safety certificate.</w:t>
+              <w:t xml:space="preserve">Usual practice, meaning that they solely received the training sessions that Dutch companies </w:t>
+            </w:r>
+            <w:proofErr w:type="gramStart"/>
+            <w:r>
+              <w:t>have to</w:t>
+            </w:r>
+            <w:proofErr w:type="gramEnd"/>
+            <w:r>
+              <w:t xml:space="preserve"> organize for their employees </w:t>
+            </w:r>
+            <w:proofErr w:type="gramStart"/>
+            <w:r>
+              <w:t>in order to</w:t>
+            </w:r>
+            <w:proofErr w:type="gramEnd"/>
+            <w:r>
+              <w:t xml:space="preserve"> receive a Health and Safety certificate.</w:t>
             </w:r>
           </w:p>
         </w:tc>
@@ -16787,7 +17138,15 @@
             </w:r>
             <w:r>
               <w:br/>
-              <w:t xml:space="preserve">(1) Males in the construction industry accessing services from Incolink between 30 May 2016 and 4 April 2017. </w:t>
+              <w:t xml:space="preserve">(1) Males in the construction industry accessing services from </w:t>
+            </w:r>
+            <w:proofErr w:type="spellStart"/>
+            <w:r>
+              <w:t>Incolink</w:t>
+            </w:r>
+            <w:proofErr w:type="spellEnd"/>
+            <w:r>
+              <w:t xml:space="preserve"> between 30 May 2016 and 4 April 2017. </w:t>
             </w:r>
             <w:r>
               <w:br/>
@@ -16886,9 +17245,11 @@
             <w:pPr>
               <w:pStyle w:val="1"/>
             </w:pPr>
+            <w:proofErr w:type="spellStart"/>
             <w:r>
               <w:t>Viester</w:t>
             </w:r>
+            <w:proofErr w:type="spellEnd"/>
             <w:r>
               <w:t xml:space="preserve"> </w:t>
             </w:r>
@@ -17001,7 +17362,15 @@
               <w:pStyle w:val="1"/>
             </w:pPr>
             <w:r>
-              <w:t xml:space="preserve">The programme consisted of tailored lifestyle information, lifestyle coaching sessions, exercise instructions, and the ‘VIP in construction toolbox’. This toolbox consisted of an overview of the company’s health promoting facilities, a waist circumference measuring tape, a pedometer, a BMI card, a calorie guide, healthy recipes, and a </w:t>
+              <w:t xml:space="preserve">The </w:t>
+            </w:r>
+            <w:proofErr w:type="spellStart"/>
+            <w:r>
+              <w:t>programme</w:t>
+            </w:r>
+            <w:proofErr w:type="spellEnd"/>
+            <w:r>
+              <w:t xml:space="preserve"> consisted of tailored lifestyle information, lifestyle coaching sessions, exercise instructions, and the ‘VIP in construction toolbox’. This toolbox consisted of an overview of the company’s health promoting facilities, a waist circumference measuring tape, a pedometer, a BMI card, a calorie guide, healthy recipes, and a </w:t>
             </w:r>
             <w:r>
               <w:lastRenderedPageBreak/>
@@ -17295,7 +17664,15 @@
               <w:pStyle w:val="1"/>
             </w:pPr>
             <w:r>
-              <w:t xml:space="preserve">Inclusion: (i) construction workers were able to complete questionnaires written in the Dutch language, and (ii) </w:t>
+              <w:t>Inclusion: (</w:t>
+            </w:r>
+            <w:proofErr w:type="spellStart"/>
+            <w:r>
+              <w:t>i</w:t>
+            </w:r>
+            <w:proofErr w:type="spellEnd"/>
+            <w:r>
+              <w:t xml:space="preserve">) construction workers were able to complete questionnaires written in the Dutch language, and (ii) </w:t>
             </w:r>
             <w:r>
               <w:lastRenderedPageBreak/>
@@ -17474,7 +17851,15 @@
               <w:pStyle w:val="1"/>
             </w:pPr>
             <w:r>
-              <w:t>Inclusion: (i) construction workers were able to complete questionnaires written in the Dutch language, and (ii) construction workers had signed a written informed consent.</w:t>
+              <w:t>Inclusion: (</w:t>
+            </w:r>
+            <w:proofErr w:type="spellStart"/>
+            <w:r>
+              <w:t>i</w:t>
+            </w:r>
+            <w:proofErr w:type="spellEnd"/>
+            <w:r>
+              <w:t>) construction workers were able to complete questionnaires written in the Dutch language, and (ii) construction workers had signed a written informed consent.</w:t>
             </w:r>
           </w:p>
         </w:tc>
@@ -17788,19 +18173,89 @@
               <w:rPr>
                 <w:lang w:eastAsia="ko-KR"/>
               </w:rPr>
-              <w:t xml:space="preserve">The programme comprised an assessment interview, additional assessment of </w:t>
-            </w:r>
+              <w:t xml:space="preserve">The </w:t>
+            </w:r>
+            <w:proofErr w:type="spellStart"/>
             <w:r>
               <w:rPr>
                 <w:lang w:eastAsia="ko-KR"/>
               </w:rPr>
+              <w:t>programme</w:t>
+            </w:r>
+            <w:proofErr w:type="spellEnd"/>
+            <w:r>
+              <w:rPr>
+                <w:lang w:eastAsia="ko-KR"/>
+              </w:rPr>
+              <w:t xml:space="preserve"> comprised an assessment interview, additional assessment of </w:t>
+            </w:r>
+            <w:r>
+              <w:rPr>
+                <w:lang w:eastAsia="ko-KR"/>
+              </w:rPr>
               <w:t>labor</w:t>
             </w:r>
             <w:r>
               <w:rPr>
                 <w:lang w:eastAsia="ko-KR"/>
               </w:rPr>
-              <w:t xml:space="preserve"> market capabilities, devising an individual education programme, executing the individual education programme and a follow-up programme. The individual counselling and education programme could involve educational courses, individual counselling and </w:t>
+              <w:t xml:space="preserve"> market capabilities, devising an individual education </w:t>
+            </w:r>
+            <w:proofErr w:type="spellStart"/>
+            <w:r>
+              <w:rPr>
+                <w:lang w:eastAsia="ko-KR"/>
+              </w:rPr>
+              <w:t>programme</w:t>
+            </w:r>
+            <w:proofErr w:type="spellEnd"/>
+            <w:r>
+              <w:rPr>
+                <w:lang w:eastAsia="ko-KR"/>
+              </w:rPr>
+              <w:t xml:space="preserve">, executing the individual education </w:t>
+            </w:r>
+            <w:proofErr w:type="spellStart"/>
+            <w:r>
+              <w:rPr>
+                <w:lang w:eastAsia="ko-KR"/>
+              </w:rPr>
+              <w:t>programme</w:t>
+            </w:r>
+            <w:proofErr w:type="spellEnd"/>
+            <w:r>
+              <w:rPr>
+                <w:lang w:eastAsia="ko-KR"/>
+              </w:rPr>
+              <w:t xml:space="preserve"> and a follow-up </w:t>
+            </w:r>
+            <w:proofErr w:type="spellStart"/>
+            <w:r>
+              <w:rPr>
+                <w:lang w:eastAsia="ko-KR"/>
+              </w:rPr>
+              <w:t>programme</w:t>
+            </w:r>
+            <w:proofErr w:type="spellEnd"/>
+            <w:r>
+              <w:rPr>
+                <w:lang w:eastAsia="ko-KR"/>
+              </w:rPr>
+              <w:t xml:space="preserve">. The individual counselling and education </w:t>
+            </w:r>
+            <w:proofErr w:type="spellStart"/>
+            <w:r>
+              <w:rPr>
+                <w:lang w:eastAsia="ko-KR"/>
+              </w:rPr>
+              <w:t>programme</w:t>
+            </w:r>
+            <w:proofErr w:type="spellEnd"/>
+            <w:r>
+              <w:rPr>
+                <w:lang w:eastAsia="ko-KR"/>
+              </w:rPr>
+              <w:t xml:space="preserve"> could involve educational courses, individual counselling and </w:t>
             </w:r>
             <w:r>
               <w:rPr>
@@ -17930,11 +18385,27 @@
             </w:r>
             <w:r>
               <w:br/>
-              <w:t>IG (groups=11, n=?-148-125)</w:t>
+              <w:t>IG (groups=11, n</w:t>
+            </w:r>
+            <w:proofErr w:type="gramStart"/>
+            <w:r>
+              <w:t>=?-</w:t>
+            </w:r>
+            <w:proofErr w:type="gramEnd"/>
+            <w:r>
+              <w:t>148-125)</w:t>
             </w:r>
             <w:r>
               <w:br/>
-              <w:t>CG (groups=9, n=?-101-70)</w:t>
+              <w:t>CG (groups=9, n</w:t>
+            </w:r>
+            <w:proofErr w:type="gramStart"/>
+            <w:r>
+              <w:t>=?-</w:t>
+            </w:r>
+            <w:proofErr w:type="gramEnd"/>
+            <w:r>
+              <w:t>101-70)</w:t>
             </w:r>
           </w:p>
         </w:tc>
@@ -17996,7 +18467,15 @@
             </w:r>
             <w:r>
               <w:lastRenderedPageBreak/>
-              <w:t xml:space="preserve">improvement with 30, 60, and 90 day follow-up check-in meetings. </w:t>
+              <w:t xml:space="preserve">improvement with </w:t>
+            </w:r>
+            <w:proofErr w:type="gramStart"/>
+            <w:r>
+              <w:t>30, 60, and 90 day</w:t>
+            </w:r>
+            <w:proofErr w:type="gramEnd"/>
+            <w:r>
+              <w:t xml:space="preserve"> follow-up check-in meetings. </w:t>
             </w:r>
           </w:p>
         </w:tc>
@@ -18336,8 +18815,12 @@
             </w:r>
             <w:r>
               <w:br/>
+            </w:r>
+            <w:proofErr w:type="gramStart"/>
+            <w:r>
               <w:t>Post-exposure</w:t>
             </w:r>
+            <w:proofErr w:type="gramEnd"/>
             <w:r>
               <w:br/>
               <w:t>IG: 42.5 (7.1)</w:t>
@@ -18496,7 +18979,14 @@
             </w:r>
             <w:r>
               <w:br/>
-              <w:t>LaC +0.13 (p=0.021)</w:t>
+            </w:r>
+            <w:proofErr w:type="spellStart"/>
+            <w:r>
+              <w:t>LaC</w:t>
+            </w:r>
+            <w:proofErr w:type="spellEnd"/>
+            <w:r>
+              <w:t xml:space="preserve"> +0.13 (p=0.021)</w:t>
             </w:r>
             <w:r>
               <w:br/>
@@ -18512,7 +19002,14 @@
             </w:r>
             <w:r>
               <w:br/>
-              <w:t>LaC +0.25 (p=0.001)</w:t>
+            </w:r>
+            <w:proofErr w:type="spellStart"/>
+            <w:r>
+              <w:t>LaC</w:t>
+            </w:r>
+            <w:proofErr w:type="spellEnd"/>
+            <w:r>
+              <w:t xml:space="preserve"> +0.25 (p=0.001)</w:t>
             </w:r>
             <w:r>
               <w:br/>
@@ -18629,7 +19126,15 @@
               <w:pStyle w:val="1"/>
             </w:pPr>
             <w:r>
-              <w:t>% of time HPD used at baseline,  2 and 4-months follow-up:</w:t>
+              <w:t xml:space="preserve">% of time HPD used at </w:t>
+            </w:r>
+            <w:proofErr w:type="gramStart"/>
+            <w:r>
+              <w:t>baseline,  2</w:t>
+            </w:r>
+            <w:proofErr w:type="gramEnd"/>
+            <w:r>
+              <w:t xml:space="preserve"> and 4-months follow-up:</w:t>
             </w:r>
             <w:r>
               <w:br/>
@@ -18711,9 +19216,14 @@
             <w:pPr>
               <w:pStyle w:val="1"/>
             </w:pPr>
+            <w:proofErr w:type="spellStart"/>
             <w:r>
               <w:lastRenderedPageBreak/>
-              <w:t xml:space="preserve">Houdmont </w:t>
+              <w:t>Houdmont</w:t>
+            </w:r>
+            <w:proofErr w:type="spellEnd"/>
+            <w:r>
+              <w:t xml:space="preserve"> </w:t>
             </w:r>
             <w:r>
               <w:rPr>
@@ -18825,8 +19335,13 @@
             <w:pPr>
               <w:pStyle w:val="1"/>
             </w:pPr>
-            <w:r>
-              <w:t xml:space="preserve">Deurssen </w:t>
+            <w:proofErr w:type="spellStart"/>
+            <w:r>
+              <w:t>Deurssen</w:t>
+            </w:r>
+            <w:proofErr w:type="spellEnd"/>
+            <w:r>
+              <w:t xml:space="preserve"> </w:t>
             </w:r>
             <w:r>
               <w:rPr>
@@ -19382,11 +19897,27 @@
               <w:pStyle w:val="1"/>
             </w:pPr>
             <w:r>
-              <w:t>Limitations: (1) Primary outcomes relied on self-report, and accordingly are subject to sources of reporting bias. (2) Potential of differential reporting of health behaviors between the intervention and control conditions at the final survey, given the greater involvement of intervention participants. (3) This measure does not capture smokers who quit and relapsed prior to the survey and does not capture long-term sustained cessation. (4) 5-A-Day seven-item screener, the instrument that was used to measure fruit and vegetable consumption has been added portion sizes.</w:t>
+              <w:t>Limitations: (1) Primary outcomes relied on self-</w:t>
+            </w:r>
+            <w:proofErr w:type="gramStart"/>
+            <w:r>
+              <w:t>report, and</w:t>
+            </w:r>
+            <w:proofErr w:type="gramEnd"/>
+            <w:r>
+              <w:t xml:space="preserve"> accordingly are subject to sources of reporting bias. (2) Potential of differential reporting of health behaviors between the intervention and control conditions at the final survey, given the greater involvement of intervention participants. (3) This measure does not capture smokers who quit and relapsed prior to the survey and does not capture long-term sustained cessation. (4) 5-A-Day seven-item screener, the instrument that was used to measure fruit and vegetable consumption has been added portion sizes.</w:t>
             </w:r>
             <w:r>
               <w:br/>
-              <w:t>Strengths: (1) Extensive formative research and in close collaboration with the LHSFNA, and accordingly reflects the day-to-day realities of workers’ lives. (2) Address several health behaviors simultaneously. (3) High dose delivered, high response rate and little loss to follow-up.</w:t>
+              <w:t xml:space="preserve">Strengths: (1) Extensive formative research and in close collaboration with the </w:t>
+            </w:r>
+            <w:proofErr w:type="gramStart"/>
+            <w:r>
+              <w:t>LHSFNA, and</w:t>
+            </w:r>
+            <w:proofErr w:type="gramEnd"/>
+            <w:r>
+              <w:t xml:space="preserve"> accordingly reflects the day-to-day realities of workers’ lives. (2) Address several health behaviors simultaneously. (3) High dose delivered, high response rate and little loss to follow-up.</w:t>
             </w:r>
           </w:p>
         </w:tc>
@@ -19526,7 +20057,15 @@
               <w:pStyle w:val="1"/>
             </w:pPr>
             <w:r>
-              <w:t xml:space="preserve">The ARM program had a positive impact at the individual level on the worksites that implemented the program. The trial saw improved ergonomics practices, as well as, reduction in new pain and injury, and improved diet and physical activity, as reported by the workers. </w:t>
+              <w:t xml:space="preserve">The ARM program had a positive impact at the individual level on the worksites that implemented the program. The trial saw improved ergonomics practices, </w:t>
+            </w:r>
+            <w:proofErr w:type="gramStart"/>
+            <w:r>
+              <w:t>as well as,</w:t>
+            </w:r>
+            <w:proofErr w:type="gramEnd"/>
+            <w:r>
+              <w:t xml:space="preserve"> reduction in new pain and injury, and improved diet and physical activity, as reported by the workers. </w:t>
             </w:r>
           </w:p>
         </w:tc>
@@ -19732,9 +20271,14 @@
             <w:pPr>
               <w:pStyle w:val="1"/>
             </w:pPr>
+            <w:proofErr w:type="spellStart"/>
             <w:r>
               <w:lastRenderedPageBreak/>
-              <w:t xml:space="preserve">Viester </w:t>
+              <w:t>Viester</w:t>
+            </w:r>
+            <w:proofErr w:type="spellEnd"/>
+            <w:r>
+              <w:t xml:space="preserve"> </w:t>
             </w:r>
             <w:r>
               <w:rPr>
@@ -19993,7 +20537,15 @@
               <w:pStyle w:val="1"/>
             </w:pPr>
             <w:r>
-              <w:t>Limitations: (1) Central body fat is not measured, which is more strongly related to CVD than body weight. (2) The dropouts were on average 1.3years younger than the participants used for data analyses. (3) Counselors used specific MI techniques in the intervention, but they were not fully proficient in MI as a whole, as concluded from our evaluation of the practical execution of the intervention.</w:t>
+              <w:t xml:space="preserve">Limitations: (1) Central body fat is not measured, which is more strongly related to CVD than body weight. (2) The dropouts were on average 1.3years younger than the participants used for data analyses. (3) Counselors used specific MI techniques in the intervention, but they were not fully proficient in </w:t>
+            </w:r>
+            <w:proofErr w:type="gramStart"/>
+            <w:r>
+              <w:t>MI as a whole, as</w:t>
+            </w:r>
+            <w:proofErr w:type="gramEnd"/>
+            <w:r>
+              <w:t xml:space="preserve"> concluded from our evaluation of the practical execution of the intervention.</w:t>
             </w:r>
             <w:r>
               <w:br/>
@@ -20135,11 +20687,24 @@
             </w:r>
             <w:r>
               <w:br/>
-              <w:t xml:space="preserve">Strengths: (1) Compliance to the intervention was rather high. (2) Contrast between groups was large. (3) Randomization performed at individual level. (4) The participants in the EB group were analyzed separately from those in the SC group, in order to determine changes in the lifestyle behaviors that were </w:t>
-            </w:r>
+              <w:t xml:space="preserve">Strengths: (1) Compliance to the intervention was rather high. (2) Contrast between groups was large. (3) Randomization performed at individual level. (4) The participants in the EB group were analyzed separately from those in the SC group, </w:t>
+            </w:r>
+            <w:proofErr w:type="gramStart"/>
+            <w:r>
+              <w:t>in order to</w:t>
+            </w:r>
+            <w:proofErr w:type="gramEnd"/>
+            <w:r>
+              <w:t xml:space="preserve"> determine changes in the lifestyle behaviors that were </w:t>
+            </w:r>
+            <w:proofErr w:type="gramStart"/>
             <w:r>
               <w:lastRenderedPageBreak/>
-              <w:t>actually aimed at. (5) The study can be considered as an effectiveness study as opposed to an efficacy study.</w:t>
+              <w:t>actually aimed</w:t>
+            </w:r>
+            <w:proofErr w:type="gramEnd"/>
+            <w:r>
+              <w:t xml:space="preserve"> at. (5) The study can be considered as an effectiveness study as opposed to an efficacy study.</w:t>
             </w:r>
           </w:p>
         </w:tc>
@@ -20269,7 +20834,23 @@
               <w:pStyle w:val="1"/>
             </w:pPr>
             <w:r>
-              <w:t>Limitations: (1) The number of dropouts was higher than expected, resulting in reduced statistical power. However, no participants drop out of the study due to a lack of willingness to participate but were missing at random, and all participant were included in the intention-to-treat analysis. (2) The size of the individual clusters was larger than anticipated, which also reduced the statistical power due to intra-cluster correlation. (3) Loss of data from sEMG, especially from the erector spinae muscles at baseline. (4) Inherent variation in daily working tasks at the construction sites, used steps and heart rate for controlling. (5) Only included large-</w:t>
+              <w:t xml:space="preserve">Limitations: (1) The number of dropouts was higher than expected, resulting in reduced statistical power. However, no participants drop out of the study due to a lack of willingness to participate but were missing at random, and all </w:t>
+            </w:r>
+            <w:proofErr w:type="gramStart"/>
+            <w:r>
+              <w:t>participant</w:t>
+            </w:r>
+            <w:proofErr w:type="gramEnd"/>
+            <w:r>
+              <w:t xml:space="preserve"> were included in the intention-to-treat analysis. (2) The size of the individual clusters was larger than anticipated, which also reduced the statistical power due to intra-cluster correlation. (3) Loss of data from </w:t>
+            </w:r>
+            <w:proofErr w:type="spellStart"/>
+            <w:r>
+              <w:t>sEMG</w:t>
+            </w:r>
+            <w:proofErr w:type="spellEnd"/>
+            <w:r>
+              <w:t>, especially from the erector spinae muscles at baseline. (4) Inherent variation in daily working tasks at the construction sites, used steps and heart rate for controlling. (5) Only included large-</w:t>
             </w:r>
             <w:r>
               <w:lastRenderedPageBreak/>
@@ -20845,7 +21426,15 @@
             </w:pPr>
             <w:r>
               <w:lastRenderedPageBreak/>
-              <w:t>Limitations: (1) Considerable drop out in the present study. (2) It would have been useful to have data on a participants’ mental health and help-seeking behaviors following participation in this trial, in order to assess some of the correlates of stigma. (3) Lack of data on other possible confounders, such as education.</w:t>
+              <w:t xml:space="preserve">Limitations: (1) Considerable drop out in the present study. (2) It would have been useful to have data on a participants’ mental health and help-seeking behaviors following participation in this trial, </w:t>
+            </w:r>
+            <w:proofErr w:type="gramStart"/>
+            <w:r>
+              <w:t>in order to</w:t>
+            </w:r>
+            <w:proofErr w:type="gramEnd"/>
+            <w:r>
+              <w:t xml:space="preserve"> assess some of the correlates of stigma. (3) Lack of data on other possible confounders, such as education.</w:t>
             </w:r>
           </w:p>
         </w:tc>
@@ -20863,8 +21452,13 @@
             <w:pPr>
               <w:pStyle w:val="1"/>
             </w:pPr>
-            <w:r>
-              <w:t xml:space="preserve">Viester </w:t>
+            <w:proofErr w:type="spellStart"/>
+            <w:r>
+              <w:t>Viester</w:t>
+            </w:r>
+            <w:proofErr w:type="spellEnd"/>
+            <w:r>
+              <w:t xml:space="preserve"> </w:t>
             </w:r>
             <w:r>
               <w:rPr>
@@ -21004,7 +21598,15 @@
             </w:pPr>
             <w:r>
               <w:lastRenderedPageBreak/>
-              <w:t>The results of this RCT did not show effects of the programme on musculoskeletal symptoms, physical functioning, work-related vitality, work performance, work ability, or sickness absence.</w:t>
+              <w:t xml:space="preserve">The results of this RCT did not show effects of the </w:t>
+            </w:r>
+            <w:proofErr w:type="spellStart"/>
+            <w:r>
+              <w:t>programme</w:t>
+            </w:r>
+            <w:proofErr w:type="spellEnd"/>
+            <w:r>
+              <w:t xml:space="preserve"> on musculoskeletal symptoms, physical functioning, work-related vitality, work performance, work ability, or sickness absence.</w:t>
             </w:r>
           </w:p>
         </w:tc>
@@ -21018,7 +21620,15 @@
               <w:pStyle w:val="1"/>
             </w:pPr>
             <w:r>
-              <w:t>Limitations: (1) Power calculation was performed on the primary outcome measure of the study, i.e. body weight, so under power might happen for other outcomes. (2) Missing data on items of the work ability index resulted in a reduced number of complete cases. (3) All outcomes are obtained via self-report except absence record. (4) Behavior change in colleagues working at the same worksites could have influenced control participants inducing contamination.</w:t>
+              <w:t xml:space="preserve">Limitations: (1) Power calculation was performed on the primary outcome measure of the study, i.e. body weight, so under power might happen for other outcomes. (2) Missing data on items of the work ability index resulted in a reduced number of complete cases. (3) All outcomes are obtained via self-report except absence record. (4) Behavior </w:t>
+            </w:r>
+            <w:proofErr w:type="gramStart"/>
+            <w:r>
+              <w:t>change</w:t>
+            </w:r>
+            <w:proofErr w:type="gramEnd"/>
+            <w:r>
+              <w:t xml:space="preserve"> in colleagues working at the same worksites could have influenced control participants inducing contamination.</w:t>
             </w:r>
             <w:r>
               <w:br/>
@@ -21347,7 +21957,15 @@
             </w:r>
             <w:r>
               <w:lastRenderedPageBreak/>
-              <w:t>musculoskeletal symptoms and long-term sick leave among construction workers, but showed no effects with regard to work ability, physical health, and mental health.</w:t>
+              <w:t xml:space="preserve">musculoskeletal symptoms and long-term sick leave among construction workers, but showed no effects </w:t>
+            </w:r>
+            <w:proofErr w:type="gramStart"/>
+            <w:r>
+              <w:t>with regard to</w:t>
+            </w:r>
+            <w:proofErr w:type="gramEnd"/>
+            <w:r>
+              <w:t xml:space="preserve"> work ability, physical health, and mental health.</w:t>
             </w:r>
           </w:p>
         </w:tc>
@@ -21716,7 +22334,23 @@
               <w:pStyle w:val="1"/>
             </w:pPr>
             <w:r>
-              <w:t>The programme was slightly effective in improving the work ability but not in reducing work disability pensions. A more comprehensive multidisciplinary intervention programme might be necessary.</w:t>
+              <w:t xml:space="preserve">The </w:t>
+            </w:r>
+            <w:proofErr w:type="spellStart"/>
+            <w:r>
+              <w:t>programme</w:t>
+            </w:r>
+            <w:proofErr w:type="spellEnd"/>
+            <w:r>
+              <w:t xml:space="preserve"> was slightly effective in improving the work ability but not in reducing work disability pensions. A more comprehensive multidisciplinary intervention </w:t>
+            </w:r>
+            <w:proofErr w:type="spellStart"/>
+            <w:r>
+              <w:t>programme</w:t>
+            </w:r>
+            <w:proofErr w:type="spellEnd"/>
+            <w:r>
+              <w:t xml:space="preserve"> might be necessary.</w:t>
             </w:r>
           </w:p>
         </w:tc>
@@ -21730,7 +22364,31 @@
               <w:pStyle w:val="1"/>
             </w:pPr>
             <w:r>
-              <w:t>Limitations: (1) Selection of participants was found to be difficult. Fewer employees than expected were selected by their occupational physician via the selection instrument during the periodic occupational health examination. (2) The majority of participants enrolled themselves in the programme. This self-enrolment shows a great need for our training programme from building industry employees, but it resulted in fewer baseline data. (3) A considerable number of participants did not complete the programme. (57%)</w:t>
+              <w:t xml:space="preserve">Limitations: (1) Selection of participants was found to be difficult. Fewer employees than expected were selected by their occupational physician via the selection instrument during the periodic occupational health examination. (2) The majority of participants enrolled themselves in the </w:t>
+            </w:r>
+            <w:proofErr w:type="spellStart"/>
+            <w:r>
+              <w:t>programme</w:t>
+            </w:r>
+            <w:proofErr w:type="spellEnd"/>
+            <w:r>
+              <w:t xml:space="preserve">. This self-enrolment shows a great need for our training </w:t>
+            </w:r>
+            <w:proofErr w:type="spellStart"/>
+            <w:r>
+              <w:t>programme</w:t>
+            </w:r>
+            <w:proofErr w:type="spellEnd"/>
+            <w:r>
+              <w:t xml:space="preserve"> from building industry employees, but it resulted in fewer baseline data. (3) A considerable number of participants did not complete the </w:t>
+            </w:r>
+            <w:proofErr w:type="spellStart"/>
+            <w:r>
+              <w:t>programme</w:t>
+            </w:r>
+            <w:proofErr w:type="spellEnd"/>
+            <w:r>
+              <w:t>. (57%)</w:t>
             </w:r>
           </w:p>
         </w:tc>
@@ -22650,9 +23308,11 @@
             <w:pPr>
               <w:pStyle w:val="1"/>
             </w:pPr>
+            <w:proofErr w:type="spellStart"/>
             <w:r>
               <w:t>Deurssen</w:t>
             </w:r>
+            <w:proofErr w:type="spellEnd"/>
             <w:r>
               <w:t xml:space="preserve"> </w:t>
             </w:r>
@@ -23634,9 +24294,11 @@
             <w:pPr>
               <w:pStyle w:val="1"/>
             </w:pPr>
+            <w:proofErr w:type="spellStart"/>
             <w:r>
               <w:t>Viester</w:t>
             </w:r>
+            <w:proofErr w:type="spellEnd"/>
             <w:r>
               <w:t xml:space="preserve"> </w:t>
             </w:r>
@@ -25606,9 +26268,11 @@
             <w:pPr>
               <w:pStyle w:val="1"/>
             </w:pPr>
+            <w:proofErr w:type="spellStart"/>
             <w:r>
               <w:t>Viester</w:t>
             </w:r>
+            <w:proofErr w:type="spellEnd"/>
             <w:r>
               <w:t xml:space="preserve"> </w:t>
             </w:r>
@@ -27265,9 +27929,11 @@
             <w:pPr>
               <w:pStyle w:val="1"/>
             </w:pPr>
+            <w:proofErr w:type="spellStart"/>
             <w:r>
               <w:t>Houdmont</w:t>
             </w:r>
+            <w:proofErr w:type="spellEnd"/>
             <w:r>
               <w:t xml:space="preserve"> </w:t>
             </w:r>
